--- a/01 Documentación/01.03 Diseño/Requerimientos Funcionales.docx
+++ b/01 Documentación/01.03 Diseño/Requerimientos Funcionales.docx
@@ -89,13 +89,8 @@
       <w:pPr>
         <w:pStyle w:val="Ttulo1"/>
       </w:pPr>
-      <w:proofErr w:type="spellStart"/>
       <w:r>
-        <w:t>Requerimientos</w:t>
-      </w:r>
-      <w:proofErr w:type="spellEnd"/>
-      <w:r>
-        <w:t xml:space="preserve"> </w:t>
+        <w:t xml:space="preserve">Requerimientos </w:t>
       </w:r>
       <w:proofErr w:type="spellStart"/>
       <w:r>
@@ -583,16 +578,7 @@
                 <w:sz w:val="20"/>
                 <w:szCs w:val="20"/>
               </w:rPr>
-              <w:t>RF0</w:t>
-            </w:r>
-            <w:r>
-              <w:rPr>
-                <w:b/>
-                <w:bCs/>
-                <w:sz w:val="20"/>
-                <w:szCs w:val="20"/>
-              </w:rPr>
-              <w:t>3</w:t>
+              <w:t>RF03</w:t>
             </w:r>
           </w:p>
         </w:tc>
@@ -747,16 +733,7 @@
                 <w:sz w:val="20"/>
                 <w:szCs w:val="20"/>
               </w:rPr>
-              <w:t>RF0</w:t>
-            </w:r>
-            <w:r>
-              <w:rPr>
-                <w:b/>
-                <w:bCs/>
-                <w:sz w:val="20"/>
-                <w:szCs w:val="20"/>
-              </w:rPr>
-              <w:t>4</w:t>
+              <w:t>RF04</w:t>
             </w:r>
           </w:p>
         </w:tc>
@@ -998,6 +975,8 @@
           <w:p>
             <w:pPr>
               <w:rPr>
+                <w:sz w:val="20"/>
+                <w:szCs w:val="20"/>
                 <w:lang w:val="es-PE"/>
               </w:rPr>
             </w:pPr>
@@ -1008,6 +987,19 @@
                 <w:lang w:val="es-PE"/>
               </w:rPr>
               <w:t>El sistema debe permitir a los usuarios vendedores poder realizar publicaciones.</w:t>
+            </w:r>
+          </w:p>
+          <w:p>
+            <w:pPr>
+              <w:rPr>
+                <w:lang w:val="es-PE"/>
+              </w:rPr>
+            </w:pPr>
+            <w:r>
+              <w:rPr>
+                <w:lang w:val="es-PE"/>
+              </w:rPr>
+              <w:t>Los resultados de búsqueda se ordenan por defecto por fecha de publicación (más reciente primero). El usuario puede cambiar el criterio.</w:t>
             </w:r>
           </w:p>
         </w:tc>
@@ -1689,6 +1681,7 @@
                 <w:szCs w:val="20"/>
                 <w:lang w:val="es-PE"/>
               </w:rPr>
+              <w:lastRenderedPageBreak/>
               <w:t>Módulo de transacciones y pagos</w:t>
             </w:r>
           </w:p>
@@ -1720,7 +1713,6 @@
                 <w:sz w:val="20"/>
                 <w:szCs w:val="20"/>
               </w:rPr>
-              <w:lastRenderedPageBreak/>
               <w:t>RF10</w:t>
             </w:r>
           </w:p>
@@ -2181,7 +2173,7 @@
                 <w:szCs w:val="20"/>
                 <w:lang w:val="es-PE"/>
               </w:rPr>
-              <w:t>El RUC ingresado debe tener exactamente 11 dígitos numéricos y ser validado contra un formato válido antes de aceptar el registro.</w:t>
+              <w:t xml:space="preserve">El RUC ingresado debe tener exactamente 11 dígitos numéricos </w:t>
             </w:r>
           </w:p>
         </w:tc>
@@ -2460,12 +2452,18 @@
             </w:tcMar>
           </w:tcPr>
           <w:p>
-            <w:r>
-              <w:rPr>
-                <w:b/>
-                <w:bCs/>
-                <w:sz w:val="20"/>
-                <w:szCs w:val="20"/>
+            <w:pPr>
+              <w:rPr>
+                <w:highlight w:val="yellow"/>
+              </w:rPr>
+            </w:pPr>
+            <w:r>
+              <w:rPr>
+                <w:b/>
+                <w:bCs/>
+                <w:sz w:val="20"/>
+                <w:szCs w:val="20"/>
+                <w:highlight w:val="yellow"/>
               </w:rPr>
               <w:t>RN-05</w:t>
             </w:r>
@@ -2490,13 +2488,15 @@
           <w:p>
             <w:pPr>
               <w:rPr>
-                <w:lang w:val="es-PE"/>
-              </w:rPr>
-            </w:pPr>
-            <w:r>
-              <w:rPr>
-                <w:sz w:val="20"/>
-                <w:szCs w:val="20"/>
+                <w:highlight w:val="yellow"/>
+                <w:lang w:val="es-PE"/>
+              </w:rPr>
+            </w:pPr>
+            <w:r>
+              <w:rPr>
+                <w:sz w:val="20"/>
+                <w:szCs w:val="20"/>
+                <w:highlight w:val="yellow"/>
                 <w:lang w:val="es-PE"/>
               </w:rPr>
               <w:t>Después de 5 intentos fallidos consecutivos de inicio de sesión, la cuenta se bloquea temporalmente por 30 minutos.</w:t>
@@ -2918,22 +2918,6 @@
                 <w:lang w:val="es-PE"/>
               </w:rPr>
             </w:pPr>
-            <w:r>
-              <w:rPr>
-                <w:sz w:val="20"/>
-                <w:szCs w:val="20"/>
-                <w:lang w:val="es-PE"/>
-              </w:rPr>
-              <w:t xml:space="preserve">Los resultados de búsqueda se ordenan por defecto por fecha de publicación (más reciente primero). </w:t>
-            </w:r>
-            <w:r>
-              <w:rPr>
-                <w:sz w:val="20"/>
-                <w:szCs w:val="20"/>
-                <w:lang w:val="es-PE"/>
-              </w:rPr>
-              <w:t>El usuario puede cambiar el criterio.</w:t>
-            </w:r>
           </w:p>
         </w:tc>
       </w:tr>
@@ -3340,19 +3324,38 @@
             </w:pPr>
             <w:r>
               <w:rPr>
-                <w:sz w:val="20"/>
-                <w:szCs w:val="20"/>
-                <w:lang w:val="es-PE"/>
-              </w:rPr>
-              <w:t xml:space="preserve">Solo se permite una solicitud de compra activa por comprador por publicación. </w:t>
-            </w:r>
-            <w:r>
-              <w:rPr>
-                <w:sz w:val="20"/>
-                <w:szCs w:val="20"/>
-                <w:lang w:val="es-PE"/>
-              </w:rPr>
-              <w:t>Si fue cancelada, puede enviar una nueva.</w:t>
+                <w:lang w:val="es-PE"/>
+              </w:rPr>
+              <w:t xml:space="preserve">Solo se puede realizar una </w:t>
+            </w:r>
+            <w:proofErr w:type="spellStart"/>
+            <w:r>
+              <w:rPr>
+                <w:lang w:val="es-PE"/>
+              </w:rPr>
+              <w:t>solicu</w:t>
+            </w:r>
+            <w:proofErr w:type="spellEnd"/>
+          </w:p>
+          <w:p>
+            <w:pPr>
+              <w:rPr>
+                <w:lang w:val="es-PE"/>
+              </w:rPr>
+            </w:pPr>
+            <w:proofErr w:type="spellStart"/>
+            <w:r>
+              <w:rPr>
+                <w:lang w:val="es-PE"/>
+              </w:rPr>
+              <w:t>Itud</w:t>
+            </w:r>
+            <w:proofErr w:type="spellEnd"/>
+            <w:r>
+              <w:rPr>
+                <w:lang w:val="es-PE"/>
+              </w:rPr>
+              <w:t xml:space="preserve"> por publicación</w:t>
             </w:r>
           </w:p>
         </w:tc>
@@ -3382,7 +3385,6 @@
                 <w:sz w:val="20"/>
                 <w:szCs w:val="20"/>
               </w:rPr>
-              <w:lastRenderedPageBreak/>
               <w:t>RN-17</w:t>
             </w:r>
           </w:p>
@@ -3466,70 +3468,6 @@
                 <w:szCs w:val="20"/>
               </w:rPr>
               <w:t>.</w:t>
-            </w:r>
-          </w:p>
-        </w:tc>
-      </w:tr>
-      <w:tr>
-        <w:tc>
-          <w:tcPr>
-            <w:tcW w:w="1000" w:type="dxa"/>
-            <w:tcBorders>
-              <w:top w:val="single" w:sz="4" w:space="0" w:color="BFBFBF"/>
-              <w:left w:val="single" w:sz="4" w:space="0" w:color="BFBFBF"/>
-              <w:bottom w:val="single" w:sz="4" w:space="0" w:color="BFBFBF"/>
-              <w:right w:val="single" w:sz="4" w:space="0" w:color="BFBFBF"/>
-            </w:tcBorders>
-            <w:shd w:val="clear" w:color="auto" w:fill="F2F2F2"/>
-            <w:tcMar>
-              <w:top w:w="80" w:type="dxa"/>
-              <w:left w:w="120" w:type="dxa"/>
-              <w:bottom w:w="80" w:type="dxa"/>
-              <w:right w:w="120" w:type="dxa"/>
-            </w:tcMar>
-          </w:tcPr>
-          <w:p>
-            <w:r>
-              <w:rPr>
-                <w:b/>
-                <w:bCs/>
-                <w:sz w:val="20"/>
-                <w:szCs w:val="20"/>
-              </w:rPr>
-              <w:t>RN-18</w:t>
-            </w:r>
-          </w:p>
-        </w:tc>
-        <w:tc>
-          <w:tcPr>
-            <w:tcW w:w="8360" w:type="dxa"/>
-            <w:tcBorders>
-              <w:top w:val="single" w:sz="4" w:space="0" w:color="BFBFBF"/>
-              <w:left w:val="single" w:sz="4" w:space="0" w:color="BFBFBF"/>
-              <w:bottom w:val="single" w:sz="4" w:space="0" w:color="BFBFBF"/>
-              <w:right w:val="single" w:sz="4" w:space="0" w:color="BFBFBF"/>
-            </w:tcBorders>
-            <w:shd w:val="clear" w:color="auto" w:fill="F2F2F2"/>
-            <w:tcMar>
-              <w:top w:w="80" w:type="dxa"/>
-              <w:left w:w="120" w:type="dxa"/>
-              <w:bottom w:w="80" w:type="dxa"/>
-              <w:right w:w="120" w:type="dxa"/>
-            </w:tcMar>
-          </w:tcPr>
-          <w:p>
-            <w:pPr>
-              <w:rPr>
-                <w:lang w:val="es-PE"/>
-              </w:rPr>
-            </w:pPr>
-            <w:r>
-              <w:rPr>
-                <w:sz w:val="20"/>
-                <w:szCs w:val="20"/>
-                <w:lang w:val="es-PE"/>
-              </w:rPr>
-              <w:t>Una transacción en estado 'pendiente' por más de 72 horas se cancela automáticamente y el material vuelve a estado 'disponible'.</w:t>
             </w:r>
           </w:p>
         </w:tc>
@@ -3547,19 +3485,9 @@
         </w:rPr>
         <w:br w:type="page"/>
       </w:r>
-    </w:p>
-    <w:p>
-      <w:pPr>
-        <w:pStyle w:val="Ttulo1"/>
-      </w:pPr>
-      <w:proofErr w:type="spellStart"/>
       <w:r>
         <w:lastRenderedPageBreak/>
-        <w:t>Requerimientos</w:t>
-      </w:r>
-      <w:proofErr w:type="spellEnd"/>
-      <w:r>
-        <w:t xml:space="preserve"> No </w:t>
+        <w:t xml:space="preserve">Requerimientos No </w:t>
       </w:r>
       <w:proofErr w:type="spellStart"/>
       <w:r>
@@ -3585,13 +3513,13 @@
         <w:tblLook w:val="04A0" w:firstRow="1" w:lastRow="0" w:firstColumn="1" w:lastColumn="0" w:noHBand="0" w:noVBand="1"/>
       </w:tblPr>
       <w:tblGrid>
-        <w:gridCol w:w="894"/>
-        <w:gridCol w:w="8740"/>
+        <w:gridCol w:w="1271"/>
+        <w:gridCol w:w="8363"/>
       </w:tblGrid>
       <w:tr>
         <w:tc>
           <w:tcPr>
-            <w:tcW w:w="894" w:type="dxa"/>
+            <w:tcW w:w="1271" w:type="dxa"/>
             <w:tcBorders>
               <w:top w:val="single" w:sz="4" w:space="0" w:color="BFBFBF"/>
               <w:left w:val="single" w:sz="4" w:space="0" w:color="BFBFBF"/>
@@ -3624,7 +3552,7 @@
         </w:tc>
         <w:tc>
           <w:tcPr>
-            <w:tcW w:w="8740" w:type="dxa"/>
+            <w:tcW w:w="8363" w:type="dxa"/>
             <w:tcBorders>
               <w:top w:val="single" w:sz="4" w:space="0" w:color="BFBFBF"/>
               <w:left w:val="single" w:sz="4" w:space="0" w:color="BFBFBF"/>
@@ -3661,7 +3589,7 @@
       <w:tr>
         <w:tc>
           <w:tcPr>
-            <w:tcW w:w="894" w:type="dxa"/>
+            <w:tcW w:w="1271" w:type="dxa"/>
             <w:tcBorders>
               <w:top w:val="single" w:sz="4" w:space="0" w:color="BFBFBF"/>
               <w:left w:val="single" w:sz="4" w:space="0" w:color="BFBFBF"/>
@@ -3689,7 +3617,7 @@
         </w:tc>
         <w:tc>
           <w:tcPr>
-            <w:tcW w:w="8740" w:type="dxa"/>
+            <w:tcW w:w="8363" w:type="dxa"/>
             <w:tcBorders>
               <w:top w:val="single" w:sz="4" w:space="0" w:color="BFBFBF"/>
               <w:left w:val="single" w:sz="4" w:space="0" w:color="BFBFBF"/>
@@ -3723,7 +3651,7 @@
       <w:tr>
         <w:tc>
           <w:tcPr>
-            <w:tcW w:w="894" w:type="dxa"/>
+            <w:tcW w:w="1271" w:type="dxa"/>
             <w:tcBorders>
               <w:top w:val="single" w:sz="4" w:space="0" w:color="BFBFBF"/>
               <w:left w:val="single" w:sz="4" w:space="0" w:color="BFBFBF"/>
@@ -3752,7 +3680,7 @@
         </w:tc>
         <w:tc>
           <w:tcPr>
-            <w:tcW w:w="8740" w:type="dxa"/>
+            <w:tcW w:w="8363" w:type="dxa"/>
             <w:tcBorders>
               <w:top w:val="single" w:sz="4" w:space="0" w:color="BFBFBF"/>
               <w:left w:val="single" w:sz="4" w:space="0" w:color="BFBFBF"/>
@@ -3787,7 +3715,7 @@
       <w:tr>
         <w:tc>
           <w:tcPr>
-            <w:tcW w:w="894" w:type="dxa"/>
+            <w:tcW w:w="1271" w:type="dxa"/>
             <w:tcBorders>
               <w:top w:val="single" w:sz="4" w:space="0" w:color="BFBFBF"/>
               <w:left w:val="single" w:sz="4" w:space="0" w:color="BFBFBF"/>
@@ -3815,7 +3743,7 @@
         </w:tc>
         <w:tc>
           <w:tcPr>
-            <w:tcW w:w="8740" w:type="dxa"/>
+            <w:tcW w:w="8363" w:type="dxa"/>
             <w:tcBorders>
               <w:top w:val="single" w:sz="4" w:space="0" w:color="BFBFBF"/>
               <w:left w:val="single" w:sz="4" w:space="0" w:color="BFBFBF"/>
@@ -3849,7 +3777,7 @@
       <w:tr>
         <w:tc>
           <w:tcPr>
-            <w:tcW w:w="894" w:type="dxa"/>
+            <w:tcW w:w="1271" w:type="dxa"/>
             <w:tcBorders>
               <w:top w:val="single" w:sz="4" w:space="0" w:color="BFBFBF"/>
               <w:left w:val="single" w:sz="4" w:space="0" w:color="BFBFBF"/>
@@ -3878,7 +3806,7 @@
         </w:tc>
         <w:tc>
           <w:tcPr>
-            <w:tcW w:w="8740" w:type="dxa"/>
+            <w:tcW w:w="8363" w:type="dxa"/>
             <w:tcBorders>
               <w:top w:val="single" w:sz="4" w:space="0" w:color="BFBFBF"/>
               <w:left w:val="single" w:sz="4" w:space="0" w:color="BFBFBF"/>
@@ -3931,7 +3859,7 @@
       <w:tr>
         <w:tc>
           <w:tcPr>
-            <w:tcW w:w="894" w:type="dxa"/>
+            <w:tcW w:w="1271" w:type="dxa"/>
             <w:tcBorders>
               <w:top w:val="single" w:sz="4" w:space="0" w:color="BFBFBF"/>
               <w:left w:val="single" w:sz="4" w:space="0" w:color="BFBFBF"/>
@@ -3959,7 +3887,7 @@
         </w:tc>
         <w:tc>
           <w:tcPr>
-            <w:tcW w:w="8740" w:type="dxa"/>
+            <w:tcW w:w="8363" w:type="dxa"/>
             <w:tcBorders>
               <w:top w:val="single" w:sz="4" w:space="0" w:color="BFBFBF"/>
               <w:left w:val="single" w:sz="4" w:space="0" w:color="BFBFBF"/>
@@ -3993,7 +3921,7 @@
       <w:tr>
         <w:tc>
           <w:tcPr>
-            <w:tcW w:w="894" w:type="dxa"/>
+            <w:tcW w:w="1271" w:type="dxa"/>
             <w:tcBorders>
               <w:top w:val="single" w:sz="4" w:space="0" w:color="BFBFBF"/>
               <w:left w:val="single" w:sz="4" w:space="0" w:color="BFBFBF"/>
@@ -4022,7 +3950,7 @@
         </w:tc>
         <w:tc>
           <w:tcPr>
-            <w:tcW w:w="8740" w:type="dxa"/>
+            <w:tcW w:w="8363" w:type="dxa"/>
             <w:tcBorders>
               <w:top w:val="single" w:sz="4" w:space="0" w:color="BFBFBF"/>
               <w:left w:val="single" w:sz="4" w:space="0" w:color="BFBFBF"/>
@@ -4075,7 +4003,7 @@
       <w:tr>
         <w:tc>
           <w:tcPr>
-            <w:tcW w:w="894" w:type="dxa"/>
+            <w:tcW w:w="1271" w:type="dxa"/>
             <w:tcBorders>
               <w:top w:val="single" w:sz="4" w:space="0" w:color="BFBFBF"/>
               <w:left w:val="single" w:sz="4" w:space="0" w:color="BFBFBF"/>
@@ -4103,7 +4031,7 @@
         </w:tc>
         <w:tc>
           <w:tcPr>
-            <w:tcW w:w="8740" w:type="dxa"/>
+            <w:tcW w:w="8363" w:type="dxa"/>
             <w:tcBorders>
               <w:top w:val="single" w:sz="4" w:space="0" w:color="BFBFBF"/>
               <w:left w:val="single" w:sz="4" w:space="0" w:color="BFBFBF"/>
@@ -4137,7 +4065,7 @@
       <w:tr>
         <w:tc>
           <w:tcPr>
-            <w:tcW w:w="894" w:type="dxa"/>
+            <w:tcW w:w="1271" w:type="dxa"/>
             <w:tcBorders>
               <w:top w:val="single" w:sz="4" w:space="0" w:color="BFBFBF"/>
               <w:left w:val="single" w:sz="4" w:space="0" w:color="BFBFBF"/>
@@ -4166,7 +4094,7 @@
         </w:tc>
         <w:tc>
           <w:tcPr>
-            <w:tcW w:w="8740" w:type="dxa"/>
+            <w:tcW w:w="8363" w:type="dxa"/>
             <w:tcBorders>
               <w:top w:val="single" w:sz="4" w:space="0" w:color="BFBFBF"/>
               <w:left w:val="single" w:sz="4" w:space="0" w:color="BFBFBF"/>
@@ -4193,7 +4121,15 @@
                 <w:szCs w:val="20"/>
                 <w:lang w:val="es-PE"/>
               </w:rPr>
-              <w:t>La plataforma debe ser compatible con los navegadores Chrome, Edge, Safari y Firefox en sus dos últimas versiones estables.</w:t>
+              <w:t xml:space="preserve">La plataforma debe ser compatible con los navegadores Chrome, </w:t>
+            </w:r>
+            <w:r>
+              <w:rPr>
+                <w:sz w:val="20"/>
+                <w:szCs w:val="20"/>
+                <w:lang w:val="es-PE"/>
+              </w:rPr>
+              <w:t>versión</w:t>
             </w:r>
           </w:p>
         </w:tc>
@@ -4201,7 +4137,7 @@
       <w:tr>
         <w:tc>
           <w:tcPr>
-            <w:tcW w:w="894" w:type="dxa"/>
+            <w:tcW w:w="1271" w:type="dxa"/>
             <w:tcBorders>
               <w:top w:val="single" w:sz="4" w:space="0" w:color="BFBFBF"/>
               <w:left w:val="single" w:sz="4" w:space="0" w:color="BFBFBF"/>
@@ -4229,7 +4165,7 @@
         </w:tc>
         <w:tc>
           <w:tcPr>
-            <w:tcW w:w="8740" w:type="dxa"/>
+            <w:tcW w:w="8363" w:type="dxa"/>
             <w:tcBorders>
               <w:top w:val="single" w:sz="4" w:space="0" w:color="BFBFBF"/>
               <w:left w:val="single" w:sz="4" w:space="0" w:color="BFBFBF"/>
@@ -4263,7 +4199,7 @@
       <w:tr>
         <w:tc>
           <w:tcPr>
-            <w:tcW w:w="894" w:type="dxa"/>
+            <w:tcW w:w="1271" w:type="dxa"/>
             <w:tcBorders>
               <w:top w:val="single" w:sz="4" w:space="0" w:color="BFBFBF"/>
               <w:left w:val="single" w:sz="4" w:space="0" w:color="BFBFBF"/>
@@ -4292,7 +4228,7 @@
         </w:tc>
         <w:tc>
           <w:tcPr>
-            <w:tcW w:w="8740" w:type="dxa"/>
+            <w:tcW w:w="8363" w:type="dxa"/>
             <w:tcBorders>
               <w:top w:val="single" w:sz="4" w:space="0" w:color="BFBFBF"/>
               <w:left w:val="single" w:sz="4" w:space="0" w:color="BFBFBF"/>
@@ -4313,21 +4249,13 @@
                 <w:lang w:val="es-PE"/>
               </w:rPr>
             </w:pPr>
-            <w:r>
-              <w:rPr>
-                <w:sz w:val="20"/>
-                <w:szCs w:val="20"/>
-                <w:lang w:val="es-PE"/>
-              </w:rPr>
-              <w:t>Un usuario nuevo debe poder completar su registro y publicar un material en menos de 10 minutos sin capacitación previa.</w:t>
-            </w:r>
           </w:p>
         </w:tc>
       </w:tr>
       <w:tr>
         <w:tc>
           <w:tcPr>
-            <w:tcW w:w="894" w:type="dxa"/>
+            <w:tcW w:w="1271" w:type="dxa"/>
             <w:tcBorders>
               <w:top w:val="single" w:sz="4" w:space="0" w:color="BFBFBF"/>
               <w:left w:val="single" w:sz="4" w:space="0" w:color="BFBFBF"/>
@@ -4355,41 +4283,33 @@
         </w:tc>
         <w:tc>
           <w:tcPr>
-            <w:tcW w:w="8740" w:type="dxa"/>
-            <w:tcBorders>
-              <w:top w:val="single" w:sz="4" w:space="0" w:color="BFBFBF"/>
-              <w:left w:val="single" w:sz="4" w:space="0" w:color="BFBFBF"/>
-              <w:bottom w:val="single" w:sz="4" w:space="0" w:color="BFBFBF"/>
-              <w:right w:val="single" w:sz="4" w:space="0" w:color="BFBFBF"/>
-            </w:tcBorders>
-            <w:tcMar>
-              <w:top w:w="80" w:type="dxa"/>
-              <w:left w:w="120" w:type="dxa"/>
-              <w:bottom w:w="80" w:type="dxa"/>
-              <w:right w:w="120" w:type="dxa"/>
-            </w:tcMar>
-          </w:tcPr>
-          <w:p>
-            <w:pPr>
-              <w:rPr>
-                <w:lang w:val="es-PE"/>
-              </w:rPr>
-            </w:pPr>
-            <w:r>
-              <w:rPr>
-                <w:sz w:val="20"/>
-                <w:szCs w:val="20"/>
-                <w:lang w:val="es-PE"/>
-              </w:rPr>
-              <w:t>En caso de fallo, el sistema debe poder restaurarse a partir del último respaldo en un tiempo máximo de 4 horas.</w:t>
-            </w:r>
+            <w:tcW w:w="8363" w:type="dxa"/>
+            <w:tcBorders>
+              <w:top w:val="single" w:sz="4" w:space="0" w:color="BFBFBF"/>
+              <w:left w:val="single" w:sz="4" w:space="0" w:color="BFBFBF"/>
+              <w:bottom w:val="single" w:sz="4" w:space="0" w:color="BFBFBF"/>
+              <w:right w:val="single" w:sz="4" w:space="0" w:color="BFBFBF"/>
+            </w:tcBorders>
+            <w:tcMar>
+              <w:top w:w="80" w:type="dxa"/>
+              <w:left w:w="120" w:type="dxa"/>
+              <w:bottom w:w="80" w:type="dxa"/>
+              <w:right w:w="120" w:type="dxa"/>
+            </w:tcMar>
+          </w:tcPr>
+          <w:p>
+            <w:pPr>
+              <w:rPr>
+                <w:lang w:val="es-PE"/>
+              </w:rPr>
+            </w:pPr>
           </w:p>
         </w:tc>
       </w:tr>
       <w:tr>
         <w:tc>
           <w:tcPr>
-            <w:tcW w:w="894" w:type="dxa"/>
+            <w:tcW w:w="1271" w:type="dxa"/>
             <w:tcBorders>
               <w:top w:val="single" w:sz="4" w:space="0" w:color="BFBFBF"/>
               <w:left w:val="single" w:sz="4" w:space="0" w:color="BFBFBF"/>
@@ -4418,7 +4338,7 @@
         </w:tc>
         <w:tc>
           <w:tcPr>
-            <w:tcW w:w="8740" w:type="dxa"/>
+            <w:tcW w:w="8363" w:type="dxa"/>
             <w:tcBorders>
               <w:top w:val="single" w:sz="4" w:space="0" w:color="BFBFBF"/>
               <w:left w:val="single" w:sz="4" w:space="0" w:color="BFBFBF"/>
@@ -4439,57 +4359,13 @@
                 <w:lang w:val="es-PE"/>
               </w:rPr>
             </w:pPr>
-            <w:r>
-              <w:rPr>
-                <w:sz w:val="20"/>
-                <w:szCs w:val="20"/>
-                <w:lang w:val="es-PE"/>
-              </w:rPr>
-              <w:t xml:space="preserve">La plataforma debe poder desplegarse en cualquier proveedor de hosting </w:t>
-            </w:r>
-            <w:proofErr w:type="spellStart"/>
-            <w:r>
-              <w:rPr>
-                <w:sz w:val="20"/>
-                <w:szCs w:val="20"/>
-                <w:lang w:val="es-PE"/>
-              </w:rPr>
-              <w:t>cloud</w:t>
-            </w:r>
-            <w:proofErr w:type="spellEnd"/>
-            <w:r>
-              <w:rPr>
-                <w:sz w:val="20"/>
-                <w:szCs w:val="20"/>
-                <w:lang w:val="es-PE"/>
-              </w:rPr>
-              <w:t xml:space="preserve"> (AWS, Azure, </w:t>
-            </w:r>
-            <w:proofErr w:type="spellStart"/>
-            <w:r>
-              <w:rPr>
-                <w:sz w:val="20"/>
-                <w:szCs w:val="20"/>
-                <w:lang w:val="es-PE"/>
-              </w:rPr>
-              <w:t>DigitalOcean</w:t>
-            </w:r>
-            <w:proofErr w:type="spellEnd"/>
-            <w:r>
-              <w:rPr>
-                <w:sz w:val="20"/>
-                <w:szCs w:val="20"/>
-                <w:lang w:val="es-PE"/>
-              </w:rPr>
-              <w:t xml:space="preserve"> u otro) sin modificaciones al código.</w:t>
-            </w:r>
           </w:p>
         </w:tc>
       </w:tr>
       <w:tr>
         <w:tc>
           <w:tcPr>
-            <w:tcW w:w="894" w:type="dxa"/>
+            <w:tcW w:w="1271" w:type="dxa"/>
             <w:tcBorders>
               <w:top w:val="single" w:sz="4" w:space="0" w:color="BFBFBF"/>
               <w:left w:val="single" w:sz="4" w:space="0" w:color="BFBFBF"/>
@@ -4517,41 +4393,33 @@
         </w:tc>
         <w:tc>
           <w:tcPr>
-            <w:tcW w:w="8740" w:type="dxa"/>
-            <w:tcBorders>
-              <w:top w:val="single" w:sz="4" w:space="0" w:color="BFBFBF"/>
-              <w:left w:val="single" w:sz="4" w:space="0" w:color="BFBFBF"/>
-              <w:bottom w:val="single" w:sz="4" w:space="0" w:color="BFBFBF"/>
-              <w:right w:val="single" w:sz="4" w:space="0" w:color="BFBFBF"/>
-            </w:tcBorders>
-            <w:tcMar>
-              <w:top w:w="80" w:type="dxa"/>
-              <w:left w:w="120" w:type="dxa"/>
-              <w:bottom w:w="80" w:type="dxa"/>
-              <w:right w:w="120" w:type="dxa"/>
-            </w:tcMar>
-          </w:tcPr>
-          <w:p>
-            <w:pPr>
-              <w:rPr>
-                <w:lang w:val="es-PE"/>
-              </w:rPr>
-            </w:pPr>
-            <w:r>
-              <w:rPr>
-                <w:sz w:val="20"/>
-                <w:szCs w:val="20"/>
-                <w:lang w:val="es-PE"/>
-              </w:rPr>
-              <w:t>El sistema debe exponer una API REST documentada que permita futuras integraciones con aplicaciones móviles o sistemas ERP.</w:t>
-            </w:r>
+            <w:tcW w:w="8363" w:type="dxa"/>
+            <w:tcBorders>
+              <w:top w:val="single" w:sz="4" w:space="0" w:color="BFBFBF"/>
+              <w:left w:val="single" w:sz="4" w:space="0" w:color="BFBFBF"/>
+              <w:bottom w:val="single" w:sz="4" w:space="0" w:color="BFBFBF"/>
+              <w:right w:val="single" w:sz="4" w:space="0" w:color="BFBFBF"/>
+            </w:tcBorders>
+            <w:tcMar>
+              <w:top w:w="80" w:type="dxa"/>
+              <w:left w:w="120" w:type="dxa"/>
+              <w:bottom w:w="80" w:type="dxa"/>
+              <w:right w:w="120" w:type="dxa"/>
+            </w:tcMar>
+          </w:tcPr>
+          <w:p>
+            <w:pPr>
+              <w:rPr>
+                <w:lang w:val="es-PE"/>
+              </w:rPr>
+            </w:pPr>
           </w:p>
         </w:tc>
       </w:tr>
       <w:tr>
         <w:tc>
           <w:tcPr>
-            <w:tcW w:w="894" w:type="dxa"/>
+            <w:tcW w:w="1271" w:type="dxa"/>
             <w:tcBorders>
               <w:top w:val="single" w:sz="4" w:space="0" w:color="BFBFBF"/>
               <w:left w:val="single" w:sz="4" w:space="0" w:color="BFBFBF"/>
@@ -4580,7 +4448,7 @@
         </w:tc>
         <w:tc>
           <w:tcPr>
-            <w:tcW w:w="8740" w:type="dxa"/>
+            <w:tcW w:w="8363" w:type="dxa"/>
             <w:tcBorders>
               <w:top w:val="single" w:sz="4" w:space="0" w:color="BFBFBF"/>
               <w:left w:val="single" w:sz="4" w:space="0" w:color="BFBFBF"/>
@@ -4615,7 +4483,7 @@
       <w:tr>
         <w:tc>
           <w:tcPr>
-            <w:tcW w:w="894" w:type="dxa"/>
+            <w:tcW w:w="1271" w:type="dxa"/>
             <w:tcBorders>
               <w:top w:val="single" w:sz="4" w:space="0" w:color="BFBFBF"/>
               <w:left w:val="single" w:sz="4" w:space="0" w:color="BFBFBF"/>
@@ -4643,34 +4511,26 @@
         </w:tc>
         <w:tc>
           <w:tcPr>
-            <w:tcW w:w="8740" w:type="dxa"/>
-            <w:tcBorders>
-              <w:top w:val="single" w:sz="4" w:space="0" w:color="BFBFBF"/>
-              <w:left w:val="single" w:sz="4" w:space="0" w:color="BFBFBF"/>
-              <w:bottom w:val="single" w:sz="4" w:space="0" w:color="BFBFBF"/>
-              <w:right w:val="single" w:sz="4" w:space="0" w:color="BFBFBF"/>
-            </w:tcBorders>
-            <w:tcMar>
-              <w:top w:w="80" w:type="dxa"/>
-              <w:left w:w="120" w:type="dxa"/>
-              <w:bottom w:w="80" w:type="dxa"/>
-              <w:right w:w="120" w:type="dxa"/>
-            </w:tcMar>
-          </w:tcPr>
-          <w:p>
-            <w:pPr>
-              <w:rPr>
-                <w:lang w:val="es-PE"/>
-              </w:rPr>
-            </w:pPr>
-            <w:r>
-              <w:rPr>
-                <w:sz w:val="20"/>
-                <w:szCs w:val="20"/>
-                <w:lang w:val="es-PE"/>
-              </w:rPr>
-              <w:t>El sistema debe solicitar consentimiento explícito del usuario para el tratamiento de sus datos personales conforme a la ley peruana.</w:t>
-            </w:r>
+            <w:tcW w:w="8363" w:type="dxa"/>
+            <w:tcBorders>
+              <w:top w:val="single" w:sz="4" w:space="0" w:color="BFBFBF"/>
+              <w:left w:val="single" w:sz="4" w:space="0" w:color="BFBFBF"/>
+              <w:bottom w:val="single" w:sz="4" w:space="0" w:color="BFBFBF"/>
+              <w:right w:val="single" w:sz="4" w:space="0" w:color="BFBFBF"/>
+            </w:tcBorders>
+            <w:tcMar>
+              <w:top w:w="80" w:type="dxa"/>
+              <w:left w:w="120" w:type="dxa"/>
+              <w:bottom w:w="80" w:type="dxa"/>
+              <w:right w:w="120" w:type="dxa"/>
+            </w:tcMar>
+          </w:tcPr>
+          <w:p>
+            <w:pPr>
+              <w:rPr>
+                <w:lang w:val="es-PE"/>
+              </w:rPr>
+            </w:pPr>
           </w:p>
         </w:tc>
       </w:tr>
@@ -5079,18 +4939,8 @@
         <w:sz w:val="18"/>
         <w:szCs w:val="18"/>
       </w:rPr>
-      <w:t xml:space="preserve"> — </w:t>
+      <w:t xml:space="preserve"> — Requerimientos</w:t>
     </w:r>
-    <w:proofErr w:type="spellStart"/>
-    <w:r>
-      <w:rPr>
-        <w:color w:val="808080"/>
-        <w:sz w:val="18"/>
-        <w:szCs w:val="18"/>
-      </w:rPr>
-      <w:t>Requerimientos</w:t>
-    </w:r>
-    <w:proofErr w:type="spellEnd"/>
   </w:p>
 </w:hdr>
 </file>

--- a/01 Documentación/01.03 Diseño/Requerimientos Funcionales.docx
+++ b/01 Documentación/01.03 Diseño/Requerimientos Funcionales.docx
@@ -4222,7 +4222,16 @@
                 <w:sz w:val="20"/>
                 <w:szCs w:val="20"/>
               </w:rPr>
-              <w:t>RNF-10</w:t>
+              <w:t>RNF-1</w:t>
+            </w:r>
+            <w:r>
+              <w:rPr>
+                <w:b/>
+                <w:bCs/>
+                <w:sz w:val="20"/>
+                <w:szCs w:val="20"/>
+              </w:rPr>
+              <w:t>0</w:t>
             </w:r>
           </w:p>
         </w:tc>
@@ -4249,226 +4258,6 @@
                 <w:lang w:val="es-PE"/>
               </w:rPr>
             </w:pPr>
-          </w:p>
-        </w:tc>
-      </w:tr>
-      <w:tr>
-        <w:tc>
-          <w:tcPr>
-            <w:tcW w:w="1271" w:type="dxa"/>
-            <w:tcBorders>
-              <w:top w:val="single" w:sz="4" w:space="0" w:color="BFBFBF"/>
-              <w:left w:val="single" w:sz="4" w:space="0" w:color="BFBFBF"/>
-              <w:bottom w:val="single" w:sz="4" w:space="0" w:color="BFBFBF"/>
-              <w:right w:val="single" w:sz="4" w:space="0" w:color="BFBFBF"/>
-            </w:tcBorders>
-            <w:tcMar>
-              <w:top w:w="80" w:type="dxa"/>
-              <w:left w:w="120" w:type="dxa"/>
-              <w:bottom w:w="80" w:type="dxa"/>
-              <w:right w:w="120" w:type="dxa"/>
-            </w:tcMar>
-          </w:tcPr>
-          <w:p>
-            <w:r>
-              <w:rPr>
-                <w:b/>
-                <w:bCs/>
-                <w:sz w:val="20"/>
-                <w:szCs w:val="20"/>
-              </w:rPr>
-              <w:t>RNF-11</w:t>
-            </w:r>
-          </w:p>
-        </w:tc>
-        <w:tc>
-          <w:tcPr>
-            <w:tcW w:w="8363" w:type="dxa"/>
-            <w:tcBorders>
-              <w:top w:val="single" w:sz="4" w:space="0" w:color="BFBFBF"/>
-              <w:left w:val="single" w:sz="4" w:space="0" w:color="BFBFBF"/>
-              <w:bottom w:val="single" w:sz="4" w:space="0" w:color="BFBFBF"/>
-              <w:right w:val="single" w:sz="4" w:space="0" w:color="BFBFBF"/>
-            </w:tcBorders>
-            <w:tcMar>
-              <w:top w:w="80" w:type="dxa"/>
-              <w:left w:w="120" w:type="dxa"/>
-              <w:bottom w:w="80" w:type="dxa"/>
-              <w:right w:w="120" w:type="dxa"/>
-            </w:tcMar>
-          </w:tcPr>
-          <w:p>
-            <w:pPr>
-              <w:rPr>
-                <w:lang w:val="es-PE"/>
-              </w:rPr>
-            </w:pPr>
-          </w:p>
-        </w:tc>
-      </w:tr>
-      <w:tr>
-        <w:tc>
-          <w:tcPr>
-            <w:tcW w:w="1271" w:type="dxa"/>
-            <w:tcBorders>
-              <w:top w:val="single" w:sz="4" w:space="0" w:color="BFBFBF"/>
-              <w:left w:val="single" w:sz="4" w:space="0" w:color="BFBFBF"/>
-              <w:bottom w:val="single" w:sz="4" w:space="0" w:color="BFBFBF"/>
-              <w:right w:val="single" w:sz="4" w:space="0" w:color="BFBFBF"/>
-            </w:tcBorders>
-            <w:shd w:val="clear" w:color="auto" w:fill="F2F2F2"/>
-            <w:tcMar>
-              <w:top w:w="80" w:type="dxa"/>
-              <w:left w:w="120" w:type="dxa"/>
-              <w:bottom w:w="80" w:type="dxa"/>
-              <w:right w:w="120" w:type="dxa"/>
-            </w:tcMar>
-          </w:tcPr>
-          <w:p>
-            <w:r>
-              <w:rPr>
-                <w:b/>
-                <w:bCs/>
-                <w:sz w:val="20"/>
-                <w:szCs w:val="20"/>
-              </w:rPr>
-              <w:t>RNF-12</w:t>
-            </w:r>
-          </w:p>
-        </w:tc>
-        <w:tc>
-          <w:tcPr>
-            <w:tcW w:w="8363" w:type="dxa"/>
-            <w:tcBorders>
-              <w:top w:val="single" w:sz="4" w:space="0" w:color="BFBFBF"/>
-              <w:left w:val="single" w:sz="4" w:space="0" w:color="BFBFBF"/>
-              <w:bottom w:val="single" w:sz="4" w:space="0" w:color="BFBFBF"/>
-              <w:right w:val="single" w:sz="4" w:space="0" w:color="BFBFBF"/>
-            </w:tcBorders>
-            <w:shd w:val="clear" w:color="auto" w:fill="F2F2F2"/>
-            <w:tcMar>
-              <w:top w:w="80" w:type="dxa"/>
-              <w:left w:w="120" w:type="dxa"/>
-              <w:bottom w:w="80" w:type="dxa"/>
-              <w:right w:w="120" w:type="dxa"/>
-            </w:tcMar>
-          </w:tcPr>
-          <w:p>
-            <w:pPr>
-              <w:rPr>
-                <w:lang w:val="es-PE"/>
-              </w:rPr>
-            </w:pPr>
-          </w:p>
-        </w:tc>
-      </w:tr>
-      <w:tr>
-        <w:tc>
-          <w:tcPr>
-            <w:tcW w:w="1271" w:type="dxa"/>
-            <w:tcBorders>
-              <w:top w:val="single" w:sz="4" w:space="0" w:color="BFBFBF"/>
-              <w:left w:val="single" w:sz="4" w:space="0" w:color="BFBFBF"/>
-              <w:bottom w:val="single" w:sz="4" w:space="0" w:color="BFBFBF"/>
-              <w:right w:val="single" w:sz="4" w:space="0" w:color="BFBFBF"/>
-            </w:tcBorders>
-            <w:tcMar>
-              <w:top w:w="80" w:type="dxa"/>
-              <w:left w:w="120" w:type="dxa"/>
-              <w:bottom w:w="80" w:type="dxa"/>
-              <w:right w:w="120" w:type="dxa"/>
-            </w:tcMar>
-          </w:tcPr>
-          <w:p>
-            <w:r>
-              <w:rPr>
-                <w:b/>
-                <w:bCs/>
-                <w:sz w:val="20"/>
-                <w:szCs w:val="20"/>
-              </w:rPr>
-              <w:t>RNF-13</w:t>
-            </w:r>
-          </w:p>
-        </w:tc>
-        <w:tc>
-          <w:tcPr>
-            <w:tcW w:w="8363" w:type="dxa"/>
-            <w:tcBorders>
-              <w:top w:val="single" w:sz="4" w:space="0" w:color="BFBFBF"/>
-              <w:left w:val="single" w:sz="4" w:space="0" w:color="BFBFBF"/>
-              <w:bottom w:val="single" w:sz="4" w:space="0" w:color="BFBFBF"/>
-              <w:right w:val="single" w:sz="4" w:space="0" w:color="BFBFBF"/>
-            </w:tcBorders>
-            <w:tcMar>
-              <w:top w:w="80" w:type="dxa"/>
-              <w:left w:w="120" w:type="dxa"/>
-              <w:bottom w:w="80" w:type="dxa"/>
-              <w:right w:w="120" w:type="dxa"/>
-            </w:tcMar>
-          </w:tcPr>
-          <w:p>
-            <w:pPr>
-              <w:rPr>
-                <w:lang w:val="es-PE"/>
-              </w:rPr>
-            </w:pPr>
-          </w:p>
-        </w:tc>
-      </w:tr>
-      <w:tr>
-        <w:tc>
-          <w:tcPr>
-            <w:tcW w:w="1271" w:type="dxa"/>
-            <w:tcBorders>
-              <w:top w:val="single" w:sz="4" w:space="0" w:color="BFBFBF"/>
-              <w:left w:val="single" w:sz="4" w:space="0" w:color="BFBFBF"/>
-              <w:bottom w:val="single" w:sz="4" w:space="0" w:color="BFBFBF"/>
-              <w:right w:val="single" w:sz="4" w:space="0" w:color="BFBFBF"/>
-            </w:tcBorders>
-            <w:shd w:val="clear" w:color="auto" w:fill="F2F2F2"/>
-            <w:tcMar>
-              <w:top w:w="80" w:type="dxa"/>
-              <w:left w:w="120" w:type="dxa"/>
-              <w:bottom w:w="80" w:type="dxa"/>
-              <w:right w:w="120" w:type="dxa"/>
-            </w:tcMar>
-          </w:tcPr>
-          <w:p>
-            <w:r>
-              <w:rPr>
-                <w:b/>
-                <w:bCs/>
-                <w:sz w:val="20"/>
-                <w:szCs w:val="20"/>
-              </w:rPr>
-              <w:t>RNF-14</w:t>
-            </w:r>
-          </w:p>
-        </w:tc>
-        <w:tc>
-          <w:tcPr>
-            <w:tcW w:w="8363" w:type="dxa"/>
-            <w:tcBorders>
-              <w:top w:val="single" w:sz="4" w:space="0" w:color="BFBFBF"/>
-              <w:left w:val="single" w:sz="4" w:space="0" w:color="BFBFBF"/>
-              <w:bottom w:val="single" w:sz="4" w:space="0" w:color="BFBFBF"/>
-              <w:right w:val="single" w:sz="4" w:space="0" w:color="BFBFBF"/>
-            </w:tcBorders>
-            <w:shd w:val="clear" w:color="auto" w:fill="F2F2F2"/>
-            <w:tcMar>
-              <w:top w:w="80" w:type="dxa"/>
-              <w:left w:w="120" w:type="dxa"/>
-              <w:bottom w:w="80" w:type="dxa"/>
-              <w:right w:w="120" w:type="dxa"/>
-            </w:tcMar>
-          </w:tcPr>
-          <w:p>
-            <w:pPr>
-              <w:rPr>
-                <w:lang w:val="es-PE"/>
-              </w:rPr>
-            </w:pPr>
             <w:r>
               <w:rPr>
                 <w:sz w:val="20"/>
@@ -4477,60 +4266,6 @@
               </w:rPr>
               <w:t>La plataforma debe incluir términos y condiciones de uso y una política de privacidad accesibles desde cualquier página.</w:t>
             </w:r>
-          </w:p>
-        </w:tc>
-      </w:tr>
-      <w:tr>
-        <w:tc>
-          <w:tcPr>
-            <w:tcW w:w="1271" w:type="dxa"/>
-            <w:tcBorders>
-              <w:top w:val="single" w:sz="4" w:space="0" w:color="BFBFBF"/>
-              <w:left w:val="single" w:sz="4" w:space="0" w:color="BFBFBF"/>
-              <w:bottom w:val="single" w:sz="4" w:space="0" w:color="BFBFBF"/>
-              <w:right w:val="single" w:sz="4" w:space="0" w:color="BFBFBF"/>
-            </w:tcBorders>
-            <w:tcMar>
-              <w:top w:w="80" w:type="dxa"/>
-              <w:left w:w="120" w:type="dxa"/>
-              <w:bottom w:w="80" w:type="dxa"/>
-              <w:right w:w="120" w:type="dxa"/>
-            </w:tcMar>
-          </w:tcPr>
-          <w:p>
-            <w:r>
-              <w:rPr>
-                <w:b/>
-                <w:bCs/>
-                <w:sz w:val="20"/>
-                <w:szCs w:val="20"/>
-              </w:rPr>
-              <w:t>RNF-15</w:t>
-            </w:r>
-          </w:p>
-        </w:tc>
-        <w:tc>
-          <w:tcPr>
-            <w:tcW w:w="8363" w:type="dxa"/>
-            <w:tcBorders>
-              <w:top w:val="single" w:sz="4" w:space="0" w:color="BFBFBF"/>
-              <w:left w:val="single" w:sz="4" w:space="0" w:color="BFBFBF"/>
-              <w:bottom w:val="single" w:sz="4" w:space="0" w:color="BFBFBF"/>
-              <w:right w:val="single" w:sz="4" w:space="0" w:color="BFBFBF"/>
-            </w:tcBorders>
-            <w:tcMar>
-              <w:top w:w="80" w:type="dxa"/>
-              <w:left w:w="120" w:type="dxa"/>
-              <w:bottom w:w="80" w:type="dxa"/>
-              <w:right w:w="120" w:type="dxa"/>
-            </w:tcMar>
-          </w:tcPr>
-          <w:p>
-            <w:pPr>
-              <w:rPr>
-                <w:lang w:val="es-PE"/>
-              </w:rPr>
-            </w:pPr>
           </w:p>
         </w:tc>
       </w:tr>
@@ -4558,20 +4293,12 @@
       </w:r>
     </w:p>
     <w:p>
-      <w:pPr>
-        <w:spacing w:after="300"/>
-        <w:jc w:val="center"/>
-      </w:pPr>
       <w:r>
-        <w:rPr>
-          <w:noProof/>
-          <w:lang w:val="es-ES"/>
-        </w:rPr>
         <w:drawing>
-          <wp:inline distT="0" distB="0" distL="0" distR="0" wp14:anchorId="02C553E2" wp14:editId="672FC22B">
-            <wp:extent cx="5400040" cy="1595755"/>
-            <wp:effectExtent l="0" t="0" r="0" b="4445"/>
-            <wp:docPr id="997440553" name="Imagen 1"/>
+          <wp:inline distT="0" distB="0" distL="0" distR="0" wp14:anchorId="1C0CE651" wp14:editId="11635E32">
+            <wp:extent cx="5943600" cy="1898650"/>
+            <wp:effectExtent l="0" t="0" r="0" b="6350"/>
+            <wp:docPr id="1120347538" name="Imagen 1"/>
             <wp:cNvGraphicFramePr>
               <a:graphicFrameLocks xmlns:a="http://schemas.openxmlformats.org/drawingml/2006/main" noChangeAspect="1"/>
             </wp:cNvGraphicFramePr>
@@ -4579,7 +4306,7 @@
               <a:graphicData uri="http://schemas.openxmlformats.org/drawingml/2006/picture">
                 <pic:pic xmlns:pic="http://schemas.openxmlformats.org/drawingml/2006/picture">
                   <pic:nvPicPr>
-                    <pic:cNvPr id="997440553" name=""/>
+                    <pic:cNvPr id="1120347538" name=""/>
                     <pic:cNvPicPr/>
                   </pic:nvPicPr>
                   <pic:blipFill>
@@ -4591,7 +4318,7 @@
                   <pic:spPr>
                     <a:xfrm>
                       <a:off x="0" y="0"/>
-                      <a:ext cx="5400040" cy="1595755"/>
+                      <a:ext cx="5943600" cy="1898650"/>
                     </a:xfrm>
                     <a:prstGeom prst="rect">
                       <a:avLst/>
@@ -4605,20 +4332,12 @@
       </w:r>
     </w:p>
     <w:p>
-      <w:pPr>
-        <w:spacing w:after="300"/>
-        <w:jc w:val="center"/>
-      </w:pPr>
       <w:r>
-        <w:rPr>
-          <w:noProof/>
-          <w:lang w:val="es-ES"/>
-        </w:rPr>
         <w:drawing>
-          <wp:inline distT="0" distB="0" distL="0" distR="0" wp14:anchorId="2E38C6E3" wp14:editId="5332C615">
-            <wp:extent cx="5400040" cy="1677670"/>
-            <wp:effectExtent l="0" t="0" r="0" b="0"/>
-            <wp:docPr id="1434663345" name="Imagen 1"/>
+          <wp:inline distT="0" distB="0" distL="0" distR="0" wp14:anchorId="45CEA654" wp14:editId="14948F96">
+            <wp:extent cx="5943600" cy="2010410"/>
+            <wp:effectExtent l="0" t="0" r="0" b="8890"/>
+            <wp:docPr id="1825611189" name="Imagen 1"/>
             <wp:cNvGraphicFramePr>
               <a:graphicFrameLocks xmlns:a="http://schemas.openxmlformats.org/drawingml/2006/main" noChangeAspect="1"/>
             </wp:cNvGraphicFramePr>
@@ -4626,7 +4345,7 @@
               <a:graphicData uri="http://schemas.openxmlformats.org/drawingml/2006/picture">
                 <pic:pic xmlns:pic="http://schemas.openxmlformats.org/drawingml/2006/picture">
                   <pic:nvPicPr>
-                    <pic:cNvPr id="1434663345" name=""/>
+                    <pic:cNvPr id="1825611189" name=""/>
                     <pic:cNvPicPr/>
                   </pic:nvPicPr>
                   <pic:blipFill>
@@ -4638,7 +4357,7 @@
                   <pic:spPr>
                     <a:xfrm>
                       <a:off x="0" y="0"/>
-                      <a:ext cx="5400040" cy="1677670"/>
+                      <a:ext cx="5943600" cy="2010410"/>
                     </a:xfrm>
                     <a:prstGeom prst="rect">
                       <a:avLst/>
@@ -4652,20 +4371,16 @@
       </w:r>
     </w:p>
     <w:p>
-      <w:pPr>
-        <w:spacing w:after="300"/>
-        <w:jc w:val="center"/>
-      </w:pPr>
       <w:r>
         <w:rPr>
           <w:noProof/>
           <w:lang w:val="es-ES"/>
         </w:rPr>
         <w:drawing>
-          <wp:inline distT="0" distB="0" distL="0" distR="0" wp14:anchorId="5DE608BE" wp14:editId="5CEA3731">
-            <wp:extent cx="5400040" cy="1625600"/>
-            <wp:effectExtent l="0" t="0" r="0" b="0"/>
-            <wp:docPr id="1324425497" name="Imagen 1"/>
+          <wp:inline distT="0" distB="0" distL="0" distR="0" wp14:anchorId="6999E365" wp14:editId="5809A626">
+            <wp:extent cx="5943600" cy="1957070"/>
+            <wp:effectExtent l="0" t="0" r="0" b="5080"/>
+            <wp:docPr id="443053036" name="Imagen 1"/>
             <wp:cNvGraphicFramePr>
               <a:graphicFrameLocks xmlns:a="http://schemas.openxmlformats.org/drawingml/2006/main" noChangeAspect="1"/>
             </wp:cNvGraphicFramePr>
@@ -4673,7 +4388,7 @@
               <a:graphicData uri="http://schemas.openxmlformats.org/drawingml/2006/picture">
                 <pic:pic xmlns:pic="http://schemas.openxmlformats.org/drawingml/2006/picture">
                   <pic:nvPicPr>
-                    <pic:cNvPr id="1324425497" name=""/>
+                    <pic:cNvPr id="443053036" name=""/>
                     <pic:cNvPicPr/>
                   </pic:nvPicPr>
                   <pic:blipFill>
@@ -4685,7 +4400,7 @@
                   <pic:spPr>
                     <a:xfrm>
                       <a:off x="0" y="0"/>
-                      <a:ext cx="5400040" cy="1625600"/>
+                      <a:ext cx="5943600" cy="1957070"/>
                     </a:xfrm>
                     <a:prstGeom prst="rect">
                       <a:avLst/>
@@ -4698,70 +4413,9 @@
         </w:drawing>
       </w:r>
     </w:p>
-    <w:p>
-      <w:pPr>
-        <w:spacing w:after="300"/>
-        <w:jc w:val="center"/>
-      </w:pPr>
-      <w:r>
-        <w:rPr>
-          <w:noProof/>
-          <w:lang w:val="es-ES"/>
-        </w:rPr>
-        <w:t xml:space="preserve">                   </w:t>
-      </w:r>
-      <w:r>
-        <w:rPr>
-          <w:noProof/>
-          <w:lang w:val="es-ES"/>
-        </w:rPr>
-        <w:drawing>
-          <wp:inline distT="0" distB="0" distL="0" distR="0" wp14:anchorId="2054284C" wp14:editId="579AA8C0">
-            <wp:extent cx="5400040" cy="1290955"/>
-            <wp:effectExtent l="0" t="0" r="0" b="4445"/>
-            <wp:docPr id="900907112" name="Imagen 1"/>
-            <wp:cNvGraphicFramePr>
-              <a:graphicFrameLocks xmlns:a="http://schemas.openxmlformats.org/drawingml/2006/main" noChangeAspect="1"/>
-            </wp:cNvGraphicFramePr>
-            <a:graphic xmlns:a="http://schemas.openxmlformats.org/drawingml/2006/main">
-              <a:graphicData uri="http://schemas.openxmlformats.org/drawingml/2006/picture">
-                <pic:pic xmlns:pic="http://schemas.openxmlformats.org/drawingml/2006/picture">
-                  <pic:nvPicPr>
-                    <pic:cNvPr id="900907112" name=""/>
-                    <pic:cNvPicPr/>
-                  </pic:nvPicPr>
-                  <pic:blipFill>
-                    <a:blip r:embed="rId9"/>
-                    <a:stretch>
-                      <a:fillRect/>
-                    </a:stretch>
-                  </pic:blipFill>
-                  <pic:spPr>
-                    <a:xfrm>
-                      <a:off x="0" y="0"/>
-                      <a:ext cx="5400040" cy="1290955"/>
-                    </a:xfrm>
-                    <a:prstGeom prst="rect">
-                      <a:avLst/>
-                    </a:prstGeom>
-                  </pic:spPr>
-                </pic:pic>
-              </a:graphicData>
-            </a:graphic>
-          </wp:inline>
-        </w:drawing>
-      </w:r>
-    </w:p>
-    <w:p>
-      <w:pPr>
-        <w:spacing w:after="300"/>
-        <w:jc w:val="center"/>
-      </w:pPr>
-    </w:p>
-    <w:p/>
     <w:sectPr>
-      <w:headerReference w:type="default" r:id="rId10"/>
-      <w:footerReference w:type="default" r:id="rId11"/>
+      <w:headerReference w:type="default" r:id="rId9"/>
+      <w:footerReference w:type="default" r:id="rId10"/>
       <w:pgSz w:w="12240" w:h="15840"/>
       <w:pgMar w:top="1440" w:right="1440" w:bottom="1440" w:left="1440" w:header="708" w:footer="708" w:gutter="0"/>
       <w:cols w:space="720"/>

--- a/01 Documentación/01.03 Diseño/Requerimientos Funcionales.docx
+++ b/01 Documentación/01.03 Diseño/Requerimientos Funcionales.docx
@@ -416,11 +416,7 @@
           </w:tcPr>
           <w:p>
             <w:r>
-              <w:rPr>
-                <w:sz w:val="20"/>
-                <w:szCs w:val="20"/>
-              </w:rPr>
-              <w:t>RN-01, RN-02, RN-04, RN-08</w:t>
+              <w:t>R1, R2</w:t>
             </w:r>
           </w:p>
         </w:tc>
@@ -536,11 +532,7 @@
           </w:tcPr>
           <w:p>
             <w:r>
-              <w:rPr>
-                <w:sz w:val="20"/>
-                <w:szCs w:val="20"/>
-              </w:rPr>
-              <w:t>RN-03, RN-04, RN-08</w:t>
+              <w:t>R3, R4</w:t>
             </w:r>
           </w:p>
         </w:tc>
@@ -702,7 +694,7 @@
                 <w:sz w:val="20"/>
                 <w:szCs w:val="20"/>
               </w:rPr>
-              <w:t>RN-08, RN-10</w:t>
+              <w:t>R7</w:t>
             </w:r>
           </w:p>
         </w:tc>
@@ -840,11 +832,7 @@
           </w:tcPr>
           <w:p>
             <w:r>
-              <w:rPr>
-                <w:sz w:val="20"/>
-                <w:szCs w:val="20"/>
-              </w:rPr>
-              <w:t>RN-07</w:t>
+              <w:t>R5, R6</w:t>
             </w:r>
           </w:p>
         </w:tc>
@@ -874,17 +862,6 @@
                 <w:lang w:val="es-PE"/>
               </w:rPr>
             </w:pPr>
-            <w:r>
-              <w:rPr>
-                <w:b/>
-                <w:bCs/>
-                <w:color w:val="1F4E79"/>
-                <w:sz w:val="20"/>
-                <w:szCs w:val="20"/>
-                <w:lang w:val="es-PE"/>
-              </w:rPr>
-              <w:t>Módulo de catálogo de residuos</w:t>
-            </w:r>
           </w:p>
         </w:tc>
       </w:tr>
@@ -1021,11 +998,7 @@
           </w:tcPr>
           <w:p>
             <w:r>
-              <w:rPr>
-                <w:sz w:val="20"/>
-                <w:szCs w:val="20"/>
-              </w:rPr>
-              <w:t>RN-11, RN-12</w:t>
+              <w:t>R8, R9</w:t>
             </w:r>
           </w:p>
         </w:tc>
@@ -1163,11 +1136,7 @@
           </w:tcPr>
           <w:p>
             <w:r>
-              <w:rPr>
-                <w:sz w:val="20"/>
-                <w:szCs w:val="20"/>
-              </w:rPr>
-              <w:t>RN-16, RN-17</w:t>
+              <w:t>R10</w:t>
             </w:r>
           </w:p>
         </w:tc>
@@ -1299,15 +1268,7 @@
               <w:right w:w="120" w:type="dxa"/>
             </w:tcMar>
           </w:tcPr>
-          <w:p>
-            <w:r>
-              <w:rPr>
-                <w:sz w:val="20"/>
-                <w:szCs w:val="20"/>
-              </w:rPr>
-              <w:t>RN-17</w:t>
-            </w:r>
-          </w:p>
+          <w:p/>
         </w:tc>
       </w:tr>
       <w:tr>
@@ -1329,42 +1290,7 @@
               <w:right w:w="120" w:type="dxa"/>
             </w:tcMar>
           </w:tcPr>
-          <w:p>
-            <w:proofErr w:type="spellStart"/>
-            <w:r>
-              <w:rPr>
-                <w:b/>
-                <w:bCs/>
-                <w:color w:val="1F4E79"/>
-                <w:sz w:val="20"/>
-                <w:szCs w:val="20"/>
-              </w:rPr>
-              <w:t>Módulo</w:t>
-            </w:r>
-            <w:proofErr w:type="spellEnd"/>
-            <w:r>
-              <w:rPr>
-                <w:b/>
-                <w:bCs/>
-                <w:color w:val="1F4E79"/>
-                <w:sz w:val="20"/>
-                <w:szCs w:val="20"/>
-              </w:rPr>
-              <w:t xml:space="preserve"> de </w:t>
-            </w:r>
-            <w:proofErr w:type="spellStart"/>
-            <w:r>
-              <w:rPr>
-                <w:b/>
-                <w:bCs/>
-                <w:color w:val="1F4E79"/>
-                <w:sz w:val="20"/>
-                <w:szCs w:val="20"/>
-              </w:rPr>
-              <w:t>comunicación</w:t>
-            </w:r>
-            <w:proofErr w:type="spellEnd"/>
-          </w:p>
+          <w:p/>
         </w:tc>
       </w:tr>
       <w:tr>
@@ -1500,11 +1426,7 @@
           </w:tcPr>
           <w:p>
             <w:r>
-              <w:rPr>
-                <w:sz w:val="20"/>
-                <w:szCs w:val="20"/>
-              </w:rPr>
-              <w:t>RN-21, RN-22</w:t>
+              <w:t>R11, R12</w:t>
             </w:r>
           </w:p>
         </w:tc>
@@ -1638,11 +1560,7 @@
           </w:tcPr>
           <w:p>
             <w:r>
-              <w:rPr>
-                <w:sz w:val="20"/>
-                <w:szCs w:val="20"/>
-              </w:rPr>
-              <w:t>RN-24</w:t>
+              <w:t>R13</w:t>
             </w:r>
           </w:p>
         </w:tc>
@@ -1672,18 +1590,6 @@
                 <w:lang w:val="es-PE"/>
               </w:rPr>
             </w:pPr>
-            <w:r>
-              <w:rPr>
-                <w:b/>
-                <w:bCs/>
-                <w:color w:val="1F4E79"/>
-                <w:sz w:val="20"/>
-                <w:szCs w:val="20"/>
-                <w:lang w:val="es-PE"/>
-              </w:rPr>
-              <w:lastRenderedPageBreak/>
-              <w:t>Módulo de transacciones y pagos</w:t>
-            </w:r>
           </w:p>
         </w:tc>
       </w:tr>
@@ -1820,11 +1726,7 @@
           </w:tcPr>
           <w:p>
             <w:r>
-              <w:rPr>
-                <w:sz w:val="20"/>
-                <w:szCs w:val="20"/>
-              </w:rPr>
-              <w:t>RN-26, RN-27</w:t>
+              <w:t>R14, R15</w:t>
             </w:r>
           </w:p>
         </w:tc>
@@ -1947,11 +1849,7 @@
           </w:tcPr>
           <w:p>
             <w:r>
-              <w:rPr>
-                <w:sz w:val="20"/>
-                <w:szCs w:val="20"/>
-              </w:rPr>
-              <w:t>RN-30, RN-31</w:t>
+              <w:t>R16</w:t>
             </w:r>
           </w:p>
         </w:tc>
@@ -2452,51 +2350,43 @@
             </w:tcMar>
           </w:tcPr>
           <w:p>
+            <w:r>
+              <w:rPr>
+                <w:b/>
+                <w:bCs/>
+                <w:sz w:val="20"/>
+                <w:szCs w:val="20"/>
+              </w:rPr>
+              <w:t>RN-05</w:t>
+            </w:r>
+          </w:p>
+        </w:tc>
+        <w:tc>
+          <w:tcPr>
+            <w:tcW w:w="8360" w:type="dxa"/>
+            <w:tcBorders>
+              <w:top w:val="single" w:sz="4" w:space="0" w:color="BFBFBF"/>
+              <w:left w:val="single" w:sz="4" w:space="0" w:color="BFBFBF"/>
+              <w:bottom w:val="single" w:sz="4" w:space="0" w:color="BFBFBF"/>
+              <w:right w:val="single" w:sz="4" w:space="0" w:color="BFBFBF"/>
+            </w:tcBorders>
+            <w:tcMar>
+              <w:top w:w="80" w:type="dxa"/>
+              <w:left w:w="120" w:type="dxa"/>
+              <w:bottom w:w="80" w:type="dxa"/>
+              <w:right w:w="120" w:type="dxa"/>
+            </w:tcMar>
+          </w:tcPr>
+          <w:p>
             <w:pPr>
               <w:rPr>
-                <w:highlight w:val="yellow"/>
+                <w:lang w:val="es-PE"/>
               </w:rPr>
             </w:pPr>
             <w:r>
               <w:rPr>
-                <w:b/>
-                <w:bCs/>
-                <w:sz w:val="20"/>
-                <w:szCs w:val="20"/>
-                <w:highlight w:val="yellow"/>
-              </w:rPr>
-              <w:t>RN-05</w:t>
-            </w:r>
-          </w:p>
-        </w:tc>
-        <w:tc>
-          <w:tcPr>
-            <w:tcW w:w="8360" w:type="dxa"/>
-            <w:tcBorders>
-              <w:top w:val="single" w:sz="4" w:space="0" w:color="BFBFBF"/>
-              <w:left w:val="single" w:sz="4" w:space="0" w:color="BFBFBF"/>
-              <w:bottom w:val="single" w:sz="4" w:space="0" w:color="BFBFBF"/>
-              <w:right w:val="single" w:sz="4" w:space="0" w:color="BFBFBF"/>
-            </w:tcBorders>
-            <w:tcMar>
-              <w:top w:w="80" w:type="dxa"/>
-              <w:left w:w="120" w:type="dxa"/>
-              <w:bottom w:w="80" w:type="dxa"/>
-              <w:right w:w="120" w:type="dxa"/>
-            </w:tcMar>
-          </w:tcPr>
-          <w:p>
-            <w:pPr>
-              <w:rPr>
-                <w:highlight w:val="yellow"/>
-                <w:lang w:val="es-PE"/>
-              </w:rPr>
-            </w:pPr>
-            <w:r>
-              <w:rPr>
-                <w:sz w:val="20"/>
-                <w:szCs w:val="20"/>
-                <w:highlight w:val="yellow"/>
+                <w:sz w:val="20"/>
+                <w:szCs w:val="20"/>
                 <w:lang w:val="es-PE"/>
               </w:rPr>
               <w:t>Después de 5 intentos fallidos consecutivos de inicio de sesión, la cuenta se bloquea temporalmente por 30 minutos.</w:t>
@@ -2870,60 +2760,280 @@
       <w:tr>
         <w:tc>
           <w:tcPr>
-            <w:tcW w:w="1000" w:type="dxa"/>
-            <w:tcBorders>
-              <w:top w:val="single" w:sz="4" w:space="0" w:color="BFBFBF"/>
-              <w:left w:val="single" w:sz="4" w:space="0" w:color="BFBFBF"/>
-              <w:bottom w:val="single" w:sz="4" w:space="0" w:color="BFBFBF"/>
-              <w:right w:val="single" w:sz="4" w:space="0" w:color="BFBFBF"/>
-            </w:tcBorders>
-            <w:tcMar>
-              <w:top w:w="80" w:type="dxa"/>
-              <w:left w:w="120" w:type="dxa"/>
-              <w:bottom w:w="80" w:type="dxa"/>
-              <w:right w:w="120" w:type="dxa"/>
-            </w:tcMar>
-          </w:tcPr>
-          <w:p>
-            <w:r>
-              <w:rPr>
-                <w:b/>
-                <w:bCs/>
-                <w:sz w:val="20"/>
-                <w:szCs w:val="20"/>
-              </w:rPr>
-              <w:t>RN-11</w:t>
-            </w:r>
-          </w:p>
-        </w:tc>
-        <w:tc>
-          <w:tcPr>
-            <w:tcW w:w="8360" w:type="dxa"/>
-            <w:tcBorders>
-              <w:top w:val="single" w:sz="4" w:space="0" w:color="BFBFBF"/>
-              <w:left w:val="single" w:sz="4" w:space="0" w:color="BFBFBF"/>
-              <w:bottom w:val="single" w:sz="4" w:space="0" w:color="BFBFBF"/>
-              <w:right w:val="single" w:sz="4" w:space="0" w:color="BFBFBF"/>
-            </w:tcBorders>
-            <w:tcMar>
-              <w:top w:w="80" w:type="dxa"/>
-              <w:left w:w="120" w:type="dxa"/>
-              <w:bottom w:w="80" w:type="dxa"/>
-              <w:right w:w="120" w:type="dxa"/>
-            </w:tcMar>
-          </w:tcPr>
-          <w:p>
-            <w:pPr>
-              <w:rPr>
-                <w:lang w:val="es-PE"/>
-              </w:rPr>
-            </w:pPr>
+            <w:tcW w:w="9360" w:type="dxa"/>
+            <w:gridSpan w:val="2"/>
+            <w:tcBorders>
+              <w:top w:val="single" w:sz="4" w:space="0" w:color="BFBFBF"/>
+              <w:left w:val="single" w:sz="4" w:space="0" w:color="BFBFBF"/>
+              <w:bottom w:val="single" w:sz="4" w:space="0" w:color="BFBFBF"/>
+              <w:right w:val="single" w:sz="4" w:space="0" w:color="BFBFBF"/>
+            </w:tcBorders>
+            <w:shd w:val="clear" w:color="auto" w:fill="D6E4F0"/>
+            <w:tcMar>
+              <w:top w:w="80" w:type="dxa"/>
+              <w:left w:w="120" w:type="dxa"/>
+              <w:bottom w:w="80" w:type="dxa"/>
+              <w:right w:w="120" w:type="dxa"/>
+            </w:tcMar>
+          </w:tcPr>
+          <w:p>
+            <w:proofErr w:type="spellStart"/>
+            <w:r>
+              <w:rPr>
+                <w:b/>
+                <w:bCs/>
+                <w:color w:val="1F4E79"/>
+                <w:sz w:val="20"/>
+                <w:szCs w:val="20"/>
+              </w:rPr>
+              <w:t>Módulo</w:t>
+            </w:r>
+            <w:proofErr w:type="spellEnd"/>
+            <w:r>
+              <w:rPr>
+                <w:b/>
+                <w:bCs/>
+                <w:color w:val="1F4E79"/>
+                <w:sz w:val="20"/>
+                <w:szCs w:val="20"/>
+              </w:rPr>
+              <w:t xml:space="preserve"> de </w:t>
+            </w:r>
+            <w:proofErr w:type="spellStart"/>
+            <w:r>
+              <w:rPr>
+                <w:b/>
+                <w:bCs/>
+                <w:color w:val="1F4E79"/>
+                <w:sz w:val="20"/>
+                <w:szCs w:val="20"/>
+              </w:rPr>
+              <w:t>comunicación</w:t>
+            </w:r>
+            <w:proofErr w:type="spellEnd"/>
           </w:p>
         </w:tc>
       </w:tr>
       <w:tr>
         <w:tc>
           <w:tcPr>
+            <w:tcW w:w="1000" w:type="dxa"/>
+            <w:tcBorders>
+              <w:top w:val="single" w:sz="4" w:space="0" w:color="BFBFBF"/>
+              <w:left w:val="single" w:sz="4" w:space="0" w:color="BFBFBF"/>
+              <w:bottom w:val="single" w:sz="4" w:space="0" w:color="BFBFBF"/>
+              <w:right w:val="single" w:sz="4" w:space="0" w:color="BFBFBF"/>
+            </w:tcBorders>
+            <w:shd w:val="clear" w:color="auto" w:fill="F2F2F2"/>
+            <w:tcMar>
+              <w:top w:w="80" w:type="dxa"/>
+              <w:left w:w="120" w:type="dxa"/>
+              <w:bottom w:w="80" w:type="dxa"/>
+              <w:right w:w="120" w:type="dxa"/>
+            </w:tcMar>
+          </w:tcPr>
+          <w:p>
+            <w:r>
+              <w:rPr>
+                <w:b/>
+                <w:bCs/>
+                <w:sz w:val="20"/>
+                <w:szCs w:val="20"/>
+              </w:rPr>
+              <w:t>RN-1</w:t>
+            </w:r>
+            <w:r>
+              <w:rPr>
+                <w:b/>
+                <w:bCs/>
+                <w:sz w:val="20"/>
+                <w:szCs w:val="20"/>
+              </w:rPr>
+              <w:t>1</w:t>
+            </w:r>
+          </w:p>
+        </w:tc>
+        <w:tc>
+          <w:tcPr>
+            <w:tcW w:w="8360" w:type="dxa"/>
+            <w:tcBorders>
+              <w:top w:val="single" w:sz="4" w:space="0" w:color="BFBFBF"/>
+              <w:left w:val="single" w:sz="4" w:space="0" w:color="BFBFBF"/>
+              <w:bottom w:val="single" w:sz="4" w:space="0" w:color="BFBFBF"/>
+              <w:right w:val="single" w:sz="4" w:space="0" w:color="BFBFBF"/>
+            </w:tcBorders>
+            <w:shd w:val="clear" w:color="auto" w:fill="F2F2F2"/>
+            <w:tcMar>
+              <w:top w:w="80" w:type="dxa"/>
+              <w:left w:w="120" w:type="dxa"/>
+              <w:bottom w:w="80" w:type="dxa"/>
+              <w:right w:w="120" w:type="dxa"/>
+            </w:tcMar>
+          </w:tcPr>
+          <w:p>
+            <w:pPr>
+              <w:rPr>
+                <w:lang w:val="es-PE"/>
+              </w:rPr>
+            </w:pPr>
+            <w:r>
+              <w:rPr>
+                <w:sz w:val="20"/>
+                <w:szCs w:val="20"/>
+                <w:lang w:val="es-PE"/>
+              </w:rPr>
+              <w:t>Un comprador solo puede iniciar una conversación con un vendedor a través de una publicación activa (estado 'disponible' o 'reservada').</w:t>
+            </w:r>
+          </w:p>
+        </w:tc>
+      </w:tr>
+      <w:tr>
+        <w:tc>
+          <w:tcPr>
+            <w:tcW w:w="1000" w:type="dxa"/>
+            <w:tcBorders>
+              <w:top w:val="single" w:sz="4" w:space="0" w:color="BFBFBF"/>
+              <w:left w:val="single" w:sz="4" w:space="0" w:color="BFBFBF"/>
+              <w:bottom w:val="single" w:sz="4" w:space="0" w:color="BFBFBF"/>
+              <w:right w:val="single" w:sz="4" w:space="0" w:color="BFBFBF"/>
+            </w:tcBorders>
+            <w:tcMar>
+              <w:top w:w="80" w:type="dxa"/>
+              <w:left w:w="120" w:type="dxa"/>
+              <w:bottom w:w="80" w:type="dxa"/>
+              <w:right w:w="120" w:type="dxa"/>
+            </w:tcMar>
+          </w:tcPr>
+          <w:p>
+            <w:r>
+              <w:rPr>
+                <w:b/>
+                <w:bCs/>
+                <w:sz w:val="20"/>
+                <w:szCs w:val="20"/>
+              </w:rPr>
+              <w:t>RN-1</w:t>
+            </w:r>
+            <w:r>
+              <w:rPr>
+                <w:b/>
+                <w:bCs/>
+                <w:sz w:val="20"/>
+                <w:szCs w:val="20"/>
+              </w:rPr>
+              <w:t>2</w:t>
+            </w:r>
+          </w:p>
+        </w:tc>
+        <w:tc>
+          <w:tcPr>
+            <w:tcW w:w="8360" w:type="dxa"/>
+            <w:tcBorders>
+              <w:top w:val="single" w:sz="4" w:space="0" w:color="BFBFBF"/>
+              <w:left w:val="single" w:sz="4" w:space="0" w:color="BFBFBF"/>
+              <w:bottom w:val="single" w:sz="4" w:space="0" w:color="BFBFBF"/>
+              <w:right w:val="single" w:sz="4" w:space="0" w:color="BFBFBF"/>
+            </w:tcBorders>
+            <w:tcMar>
+              <w:top w:w="80" w:type="dxa"/>
+              <w:left w:w="120" w:type="dxa"/>
+              <w:bottom w:w="80" w:type="dxa"/>
+              <w:right w:w="120" w:type="dxa"/>
+            </w:tcMar>
+          </w:tcPr>
+          <w:p>
+            <w:pPr>
+              <w:rPr>
+                <w:lang w:val="es-PE"/>
+              </w:rPr>
+            </w:pPr>
+            <w:r>
+              <w:rPr>
+                <w:sz w:val="20"/>
+                <w:szCs w:val="20"/>
+                <w:lang w:val="es-PE"/>
+              </w:rPr>
+              <w:t>Los mensajes deben tener un máximo de 2,000 caracteres. No se permite el envío de archivos adjuntos por mensajería (solo texto).</w:t>
+            </w:r>
+          </w:p>
+        </w:tc>
+      </w:tr>
+      <w:tr>
+        <w:tc>
+          <w:tcPr>
+            <w:tcW w:w="1000" w:type="dxa"/>
+            <w:tcBorders>
+              <w:top w:val="single" w:sz="4" w:space="0" w:color="BFBFBF"/>
+              <w:left w:val="single" w:sz="4" w:space="0" w:color="BFBFBF"/>
+              <w:bottom w:val="single" w:sz="4" w:space="0" w:color="BFBFBF"/>
+              <w:right w:val="single" w:sz="4" w:space="0" w:color="BFBFBF"/>
+            </w:tcBorders>
+            <w:shd w:val="clear" w:color="auto" w:fill="F2F2F2"/>
+            <w:tcMar>
+              <w:top w:w="80" w:type="dxa"/>
+              <w:left w:w="120" w:type="dxa"/>
+              <w:bottom w:w="80" w:type="dxa"/>
+              <w:right w:w="120" w:type="dxa"/>
+            </w:tcMar>
+          </w:tcPr>
+          <w:p>
+            <w:r>
+              <w:rPr>
+                <w:b/>
+                <w:bCs/>
+                <w:sz w:val="20"/>
+                <w:szCs w:val="20"/>
+              </w:rPr>
+              <w:t>RN-1</w:t>
+            </w:r>
+            <w:r>
+              <w:rPr>
+                <w:b/>
+                <w:bCs/>
+                <w:sz w:val="20"/>
+                <w:szCs w:val="20"/>
+              </w:rPr>
+              <w:t>3</w:t>
+            </w:r>
+          </w:p>
+        </w:tc>
+        <w:tc>
+          <w:tcPr>
+            <w:tcW w:w="8360" w:type="dxa"/>
+            <w:tcBorders>
+              <w:top w:val="single" w:sz="4" w:space="0" w:color="BFBFBF"/>
+              <w:left w:val="single" w:sz="4" w:space="0" w:color="BFBFBF"/>
+              <w:bottom w:val="single" w:sz="4" w:space="0" w:color="BFBFBF"/>
+              <w:right w:val="single" w:sz="4" w:space="0" w:color="BFBFBF"/>
+            </w:tcBorders>
+            <w:shd w:val="clear" w:color="auto" w:fill="F2F2F2"/>
+            <w:tcMar>
+              <w:top w:w="80" w:type="dxa"/>
+              <w:left w:w="120" w:type="dxa"/>
+              <w:bottom w:w="80" w:type="dxa"/>
+              <w:right w:w="120" w:type="dxa"/>
+            </w:tcMar>
+          </w:tcPr>
+          <w:p>
+            <w:pPr>
+              <w:rPr>
+                <w:lang w:val="es-PE"/>
+              </w:rPr>
+            </w:pPr>
+            <w:r>
+              <w:rPr>
+                <w:sz w:val="20"/>
+                <w:szCs w:val="20"/>
+                <w:lang w:val="es-PE"/>
+              </w:rPr>
+              <w:t>Las notificaciones internas se conservan por 60 días. Pasado ese plazo, se eliminan automáticamente.</w:t>
+            </w:r>
+          </w:p>
+        </w:tc>
+      </w:tr>
+      <w:tr>
+        <w:tc>
+          <w:tcPr>
             <w:tcW w:w="9360" w:type="dxa"/>
             <w:gridSpan w:val="2"/>
             <w:tcBorders>
@@ -2941,7 +3051,11 @@
             </w:tcMar>
           </w:tcPr>
           <w:p>
-            <w:proofErr w:type="spellStart"/>
+            <w:pPr>
+              <w:rPr>
+                <w:lang w:val="es-PE"/>
+              </w:rPr>
+            </w:pPr>
             <w:r>
               <w:rPr>
                 <w:b/>
@@ -2949,32 +3063,10 @@
                 <w:color w:val="1F4E79"/>
                 <w:sz w:val="20"/>
                 <w:szCs w:val="20"/>
-              </w:rPr>
-              <w:t>Módulo</w:t>
-            </w:r>
-            <w:proofErr w:type="spellEnd"/>
-            <w:r>
-              <w:rPr>
-                <w:b/>
-                <w:bCs/>
-                <w:color w:val="1F4E79"/>
-                <w:sz w:val="20"/>
-                <w:szCs w:val="20"/>
-              </w:rPr>
-              <w:t xml:space="preserve"> de </w:t>
-            </w:r>
-            <w:proofErr w:type="spellStart"/>
-            <w:r>
-              <w:rPr>
-                <w:b/>
-                <w:bCs/>
-                <w:color w:val="1F4E79"/>
-                <w:sz w:val="20"/>
-                <w:szCs w:val="20"/>
-              </w:rPr>
-              <w:t>comunicación</w:t>
-            </w:r>
-            <w:proofErr w:type="spellEnd"/>
+                <w:lang w:val="es-PE"/>
+              </w:rPr>
+              <w:t>Módulo de transacciones y pagos</w:t>
+            </w:r>
           </w:p>
         </w:tc>
       </w:tr>
@@ -2988,23 +3080,31 @@
               <w:bottom w:val="single" w:sz="4" w:space="0" w:color="BFBFBF"/>
               <w:right w:val="single" w:sz="4" w:space="0" w:color="BFBFBF"/>
             </w:tcBorders>
-            <w:shd w:val="clear" w:color="auto" w:fill="F2F2F2"/>
-            <w:tcMar>
-              <w:top w:w="80" w:type="dxa"/>
-              <w:left w:w="120" w:type="dxa"/>
-              <w:bottom w:w="80" w:type="dxa"/>
-              <w:right w:w="120" w:type="dxa"/>
-            </w:tcMar>
-          </w:tcPr>
-          <w:p>
-            <w:r>
-              <w:rPr>
-                <w:b/>
-                <w:bCs/>
-                <w:sz w:val="20"/>
-                <w:szCs w:val="20"/>
-              </w:rPr>
-              <w:t>RN-12</w:t>
+            <w:tcMar>
+              <w:top w:w="80" w:type="dxa"/>
+              <w:left w:w="120" w:type="dxa"/>
+              <w:bottom w:w="80" w:type="dxa"/>
+              <w:right w:w="120" w:type="dxa"/>
+            </w:tcMar>
+          </w:tcPr>
+          <w:p>
+            <w:r>
+              <w:rPr>
+                <w:b/>
+                <w:bCs/>
+                <w:sz w:val="20"/>
+                <w:szCs w:val="20"/>
+              </w:rPr>
+              <w:t>RN-1</w:t>
+            </w:r>
+            <w:r>
+              <w:rPr>
+                <w:b/>
+                <w:bCs/>
+                <w:sz w:val="20"/>
+                <w:szCs w:val="20"/>
+              </w:rPr>
+              <w:t>4</w:t>
             </w:r>
           </w:p>
         </w:tc>
@@ -3017,7 +3117,6 @@
               <w:bottom w:val="single" w:sz="4" w:space="0" w:color="BFBFBF"/>
               <w:right w:val="single" w:sz="4" w:space="0" w:color="BFBFBF"/>
             </w:tcBorders>
-            <w:shd w:val="clear" w:color="auto" w:fill="F2F2F2"/>
             <w:tcMar>
               <w:top w:w="80" w:type="dxa"/>
               <w:left w:w="120" w:type="dxa"/>
@@ -3037,7 +3136,7 @@
                 <w:szCs w:val="20"/>
                 <w:lang w:val="es-PE"/>
               </w:rPr>
-              <w:t>Un comprador solo puede iniciar una conversación con un vendedor a través de una publicación activa (estado 'disponible' o 'reservada').</w:t>
+              <w:t>Un comprador no puede iniciar una solicitud de compra sobre un material publicado por él mismo.</w:t>
             </w:r>
           </w:p>
         </w:tc>
@@ -3052,22 +3151,32 @@
               <w:bottom w:val="single" w:sz="4" w:space="0" w:color="BFBFBF"/>
               <w:right w:val="single" w:sz="4" w:space="0" w:color="BFBFBF"/>
             </w:tcBorders>
-            <w:tcMar>
-              <w:top w:w="80" w:type="dxa"/>
-              <w:left w:w="120" w:type="dxa"/>
-              <w:bottom w:w="80" w:type="dxa"/>
-              <w:right w:w="120" w:type="dxa"/>
-            </w:tcMar>
-          </w:tcPr>
-          <w:p>
-            <w:r>
-              <w:rPr>
-                <w:b/>
-                <w:bCs/>
-                <w:sz w:val="20"/>
-                <w:szCs w:val="20"/>
-              </w:rPr>
-              <w:t>RN-13</w:t>
+            <w:shd w:val="clear" w:color="auto" w:fill="F2F2F2"/>
+            <w:tcMar>
+              <w:top w:w="80" w:type="dxa"/>
+              <w:left w:w="120" w:type="dxa"/>
+              <w:bottom w:w="80" w:type="dxa"/>
+              <w:right w:w="120" w:type="dxa"/>
+            </w:tcMar>
+          </w:tcPr>
+          <w:p>
+            <w:r>
+              <w:rPr>
+                <w:b/>
+                <w:bCs/>
+                <w:sz w:val="20"/>
+                <w:szCs w:val="20"/>
+              </w:rPr>
+              <w:t>RN-1</w:t>
+            </w:r>
+            <w:r>
+              <w:rPr>
+                <w:b/>
+                <w:bCs/>
+                <w:sz w:val="20"/>
+                <w:szCs w:val="20"/>
+              </w:rPr>
+              <w:t>5</w:t>
             </w:r>
           </w:p>
         </w:tc>
@@ -3080,6 +3189,7 @@
               <w:bottom w:val="single" w:sz="4" w:space="0" w:color="BFBFBF"/>
               <w:right w:val="single" w:sz="4" w:space="0" w:color="BFBFBF"/>
             </w:tcBorders>
+            <w:shd w:val="clear" w:color="auto" w:fill="F2F2F2"/>
             <w:tcMar>
               <w:top w:w="80" w:type="dxa"/>
               <w:left w:w="120" w:type="dxa"/>
@@ -3095,11 +3205,9 @@
             </w:pPr>
             <w:r>
               <w:rPr>
-                <w:sz w:val="20"/>
-                <w:szCs w:val="20"/>
-                <w:lang w:val="es-PE"/>
-              </w:rPr>
-              <w:t>Los mensajes deben tener un máximo de 2,000 caracteres. No se permite el envío de archivos adjuntos por mensajería (solo texto).</w:t>
+                <w:lang w:val="es-PE"/>
+              </w:rPr>
+              <w:t>Un comprador solo puede mantener una solicitud de compra activa por cada publicación. Mientras exista una solicitud con estado Pendiente o Aceptada, el sistema no permitirá registrar una nueva solicitud para la misma publicación.</w:t>
             </w:r>
           </w:p>
         </w:tc>
@@ -3114,278 +3222,31 @@
               <w:bottom w:val="single" w:sz="4" w:space="0" w:color="BFBFBF"/>
               <w:right w:val="single" w:sz="4" w:space="0" w:color="BFBFBF"/>
             </w:tcBorders>
-            <w:shd w:val="clear" w:color="auto" w:fill="F2F2F2"/>
-            <w:tcMar>
-              <w:top w:w="80" w:type="dxa"/>
-              <w:left w:w="120" w:type="dxa"/>
-              <w:bottom w:w="80" w:type="dxa"/>
-              <w:right w:w="120" w:type="dxa"/>
-            </w:tcMar>
-          </w:tcPr>
-          <w:p>
-            <w:r>
-              <w:rPr>
-                <w:b/>
-                <w:bCs/>
-                <w:sz w:val="20"/>
-                <w:szCs w:val="20"/>
-              </w:rPr>
-              <w:t>RN-14</w:t>
-            </w:r>
-          </w:p>
-        </w:tc>
-        <w:tc>
-          <w:tcPr>
-            <w:tcW w:w="8360" w:type="dxa"/>
-            <w:tcBorders>
-              <w:top w:val="single" w:sz="4" w:space="0" w:color="BFBFBF"/>
-              <w:left w:val="single" w:sz="4" w:space="0" w:color="BFBFBF"/>
-              <w:bottom w:val="single" w:sz="4" w:space="0" w:color="BFBFBF"/>
-              <w:right w:val="single" w:sz="4" w:space="0" w:color="BFBFBF"/>
-            </w:tcBorders>
-            <w:shd w:val="clear" w:color="auto" w:fill="F2F2F2"/>
-            <w:tcMar>
-              <w:top w:w="80" w:type="dxa"/>
-              <w:left w:w="120" w:type="dxa"/>
-              <w:bottom w:w="80" w:type="dxa"/>
-              <w:right w:w="120" w:type="dxa"/>
-            </w:tcMar>
-          </w:tcPr>
-          <w:p>
-            <w:pPr>
-              <w:rPr>
-                <w:lang w:val="es-PE"/>
-              </w:rPr>
-            </w:pPr>
-            <w:r>
-              <w:rPr>
-                <w:sz w:val="20"/>
-                <w:szCs w:val="20"/>
-                <w:lang w:val="es-PE"/>
-              </w:rPr>
-              <w:t>Las notificaciones internas se conservan por 60 días. Pasado ese plazo, se eliminan automáticamente.</w:t>
-            </w:r>
-          </w:p>
-        </w:tc>
-      </w:tr>
-      <w:tr>
-        <w:tc>
-          <w:tcPr>
-            <w:tcW w:w="9360" w:type="dxa"/>
-            <w:gridSpan w:val="2"/>
-            <w:tcBorders>
-              <w:top w:val="single" w:sz="4" w:space="0" w:color="BFBFBF"/>
-              <w:left w:val="single" w:sz="4" w:space="0" w:color="BFBFBF"/>
-              <w:bottom w:val="single" w:sz="4" w:space="0" w:color="BFBFBF"/>
-              <w:right w:val="single" w:sz="4" w:space="0" w:color="BFBFBF"/>
-            </w:tcBorders>
-            <w:shd w:val="clear" w:color="auto" w:fill="D6E4F0"/>
-            <w:tcMar>
-              <w:top w:w="80" w:type="dxa"/>
-              <w:left w:w="120" w:type="dxa"/>
-              <w:bottom w:w="80" w:type="dxa"/>
-              <w:right w:w="120" w:type="dxa"/>
-            </w:tcMar>
-          </w:tcPr>
-          <w:p>
-            <w:pPr>
-              <w:rPr>
-                <w:lang w:val="es-PE"/>
-              </w:rPr>
-            </w:pPr>
-            <w:r>
-              <w:rPr>
-                <w:b/>
-                <w:bCs/>
-                <w:color w:val="1F4E79"/>
-                <w:sz w:val="20"/>
-                <w:szCs w:val="20"/>
-                <w:lang w:val="es-PE"/>
-              </w:rPr>
-              <w:t>Módulo de transacciones y pagos</w:t>
-            </w:r>
-          </w:p>
-        </w:tc>
-      </w:tr>
-      <w:tr>
-        <w:tc>
-          <w:tcPr>
-            <w:tcW w:w="1000" w:type="dxa"/>
-            <w:tcBorders>
-              <w:top w:val="single" w:sz="4" w:space="0" w:color="BFBFBF"/>
-              <w:left w:val="single" w:sz="4" w:space="0" w:color="BFBFBF"/>
-              <w:bottom w:val="single" w:sz="4" w:space="0" w:color="BFBFBF"/>
-              <w:right w:val="single" w:sz="4" w:space="0" w:color="BFBFBF"/>
-            </w:tcBorders>
-            <w:tcMar>
-              <w:top w:w="80" w:type="dxa"/>
-              <w:left w:w="120" w:type="dxa"/>
-              <w:bottom w:w="80" w:type="dxa"/>
-              <w:right w:w="120" w:type="dxa"/>
-            </w:tcMar>
-          </w:tcPr>
-          <w:p>
-            <w:r>
-              <w:rPr>
-                <w:b/>
-                <w:bCs/>
-                <w:sz w:val="20"/>
-                <w:szCs w:val="20"/>
-              </w:rPr>
-              <w:t>RN-15</w:t>
-            </w:r>
-          </w:p>
-        </w:tc>
-        <w:tc>
-          <w:tcPr>
-            <w:tcW w:w="8360" w:type="dxa"/>
-            <w:tcBorders>
-              <w:top w:val="single" w:sz="4" w:space="0" w:color="BFBFBF"/>
-              <w:left w:val="single" w:sz="4" w:space="0" w:color="BFBFBF"/>
-              <w:bottom w:val="single" w:sz="4" w:space="0" w:color="BFBFBF"/>
-              <w:right w:val="single" w:sz="4" w:space="0" w:color="BFBFBF"/>
-            </w:tcBorders>
-            <w:tcMar>
-              <w:top w:w="80" w:type="dxa"/>
-              <w:left w:w="120" w:type="dxa"/>
-              <w:bottom w:w="80" w:type="dxa"/>
-              <w:right w:w="120" w:type="dxa"/>
-            </w:tcMar>
-          </w:tcPr>
-          <w:p>
-            <w:pPr>
-              <w:rPr>
-                <w:lang w:val="es-PE"/>
-              </w:rPr>
-            </w:pPr>
-            <w:r>
-              <w:rPr>
-                <w:sz w:val="20"/>
-                <w:szCs w:val="20"/>
-                <w:lang w:val="es-PE"/>
-              </w:rPr>
-              <w:t>Un comprador no puede iniciar una solicitud de compra sobre un material publicado por él mismo.</w:t>
-            </w:r>
-          </w:p>
-        </w:tc>
-      </w:tr>
-      <w:tr>
-        <w:tc>
-          <w:tcPr>
-            <w:tcW w:w="1000" w:type="dxa"/>
-            <w:tcBorders>
-              <w:top w:val="single" w:sz="4" w:space="0" w:color="BFBFBF"/>
-              <w:left w:val="single" w:sz="4" w:space="0" w:color="BFBFBF"/>
-              <w:bottom w:val="single" w:sz="4" w:space="0" w:color="BFBFBF"/>
-              <w:right w:val="single" w:sz="4" w:space="0" w:color="BFBFBF"/>
-            </w:tcBorders>
-            <w:shd w:val="clear" w:color="auto" w:fill="F2F2F2"/>
-            <w:tcMar>
-              <w:top w:w="80" w:type="dxa"/>
-              <w:left w:w="120" w:type="dxa"/>
-              <w:bottom w:w="80" w:type="dxa"/>
-              <w:right w:w="120" w:type="dxa"/>
-            </w:tcMar>
-          </w:tcPr>
-          <w:p>
-            <w:r>
-              <w:rPr>
-                <w:b/>
-                <w:bCs/>
-                <w:sz w:val="20"/>
-                <w:szCs w:val="20"/>
-              </w:rPr>
-              <w:t>RN-16</w:t>
-            </w:r>
-          </w:p>
-        </w:tc>
-        <w:tc>
-          <w:tcPr>
-            <w:tcW w:w="8360" w:type="dxa"/>
-            <w:tcBorders>
-              <w:top w:val="single" w:sz="4" w:space="0" w:color="BFBFBF"/>
-              <w:left w:val="single" w:sz="4" w:space="0" w:color="BFBFBF"/>
-              <w:bottom w:val="single" w:sz="4" w:space="0" w:color="BFBFBF"/>
-              <w:right w:val="single" w:sz="4" w:space="0" w:color="BFBFBF"/>
-            </w:tcBorders>
-            <w:shd w:val="clear" w:color="auto" w:fill="F2F2F2"/>
-            <w:tcMar>
-              <w:top w:w="80" w:type="dxa"/>
-              <w:left w:w="120" w:type="dxa"/>
-              <w:bottom w:w="80" w:type="dxa"/>
-              <w:right w:w="120" w:type="dxa"/>
-            </w:tcMar>
-          </w:tcPr>
-          <w:p>
-            <w:pPr>
-              <w:rPr>
-                <w:lang w:val="es-PE"/>
-              </w:rPr>
-            </w:pPr>
-            <w:r>
-              <w:rPr>
-                <w:lang w:val="es-PE"/>
-              </w:rPr>
-              <w:t xml:space="preserve">Solo se puede realizar una </w:t>
-            </w:r>
-            <w:proofErr w:type="spellStart"/>
-            <w:r>
-              <w:rPr>
-                <w:lang w:val="es-PE"/>
-              </w:rPr>
-              <w:t>solicu</w:t>
-            </w:r>
-            <w:proofErr w:type="spellEnd"/>
-          </w:p>
-          <w:p>
-            <w:pPr>
-              <w:rPr>
-                <w:lang w:val="es-PE"/>
-              </w:rPr>
-            </w:pPr>
-            <w:proofErr w:type="spellStart"/>
-            <w:r>
-              <w:rPr>
-                <w:lang w:val="es-PE"/>
-              </w:rPr>
-              <w:t>Itud</w:t>
-            </w:r>
-            <w:proofErr w:type="spellEnd"/>
-            <w:r>
-              <w:rPr>
-                <w:lang w:val="es-PE"/>
-              </w:rPr>
-              <w:t xml:space="preserve"> por publicación</w:t>
-            </w:r>
-          </w:p>
-        </w:tc>
-      </w:tr>
-      <w:tr>
-        <w:tc>
-          <w:tcPr>
-            <w:tcW w:w="1000" w:type="dxa"/>
-            <w:tcBorders>
-              <w:top w:val="single" w:sz="4" w:space="0" w:color="BFBFBF"/>
-              <w:left w:val="single" w:sz="4" w:space="0" w:color="BFBFBF"/>
-              <w:bottom w:val="single" w:sz="4" w:space="0" w:color="BFBFBF"/>
-              <w:right w:val="single" w:sz="4" w:space="0" w:color="BFBFBF"/>
-            </w:tcBorders>
-            <w:tcMar>
-              <w:top w:w="80" w:type="dxa"/>
-              <w:left w:w="120" w:type="dxa"/>
-              <w:bottom w:w="80" w:type="dxa"/>
-              <w:right w:w="120" w:type="dxa"/>
-            </w:tcMar>
-          </w:tcPr>
-          <w:p>
-            <w:r>
-              <w:rPr>
-                <w:b/>
-                <w:bCs/>
-                <w:sz w:val="20"/>
-                <w:szCs w:val="20"/>
-              </w:rPr>
-              <w:t>RN-17</w:t>
+            <w:tcMar>
+              <w:top w:w="80" w:type="dxa"/>
+              <w:left w:w="120" w:type="dxa"/>
+              <w:bottom w:w="80" w:type="dxa"/>
+              <w:right w:w="120" w:type="dxa"/>
+            </w:tcMar>
+          </w:tcPr>
+          <w:p>
+            <w:r>
+              <w:rPr>
+                <w:b/>
+                <w:bCs/>
+                <w:sz w:val="20"/>
+                <w:szCs w:val="20"/>
+              </w:rPr>
+              <w:t>RN-1</w:t>
+            </w:r>
+            <w:r>
+              <w:rPr>
+                <w:b/>
+                <w:bCs/>
+                <w:sz w:val="20"/>
+                <w:szCs w:val="20"/>
+              </w:rPr>
+              <w:t>6</w:t>
             </w:r>
           </w:p>
         </w:tc>
@@ -4131,6 +3992,20 @@
               </w:rPr>
               <w:t>versión</w:t>
             </w:r>
+            <w:r>
+              <w:rPr>
+                <w:lang w:val="es-PE"/>
+              </w:rPr>
+              <w:t xml:space="preserve"> </w:t>
+            </w:r>
+            <w:r>
+              <w:rPr>
+                <w:sz w:val="20"/>
+                <w:szCs w:val="20"/>
+                <w:lang w:val="es-PE"/>
+              </w:rPr>
+              <w:t>150.0.7871.128</w:t>
+            </w:r>
           </w:p>
         </w:tc>
       </w:tr>
@@ -4294,6 +4169,9 @@
     </w:p>
     <w:p>
       <w:r>
+        <w:rPr>
+          <w:noProof/>
+        </w:rPr>
         <w:drawing>
           <wp:inline distT="0" distB="0" distL="0" distR="0" wp14:anchorId="1C0CE651" wp14:editId="11635E32">
             <wp:extent cx="5943600" cy="1898650"/>
@@ -4333,6 +4211,9 @@
     </w:p>
     <w:p>
       <w:r>
+        <w:rPr>
+          <w:noProof/>
+        </w:rPr>
         <w:drawing>
           <wp:inline distT="0" distB="0" distL="0" distR="0" wp14:anchorId="45CEA654" wp14:editId="14948F96">
             <wp:extent cx="5943600" cy="2010410"/>
@@ -5035,7 +4916,6 @@
   <w:style w:type="character" w:default="1" w:styleId="Fuentedeprrafopredeter">
     <w:name w:val="Default Paragraph Font"/>
     <w:uiPriority w:val="1"/>
-    <w:semiHidden/>
     <w:unhideWhenUsed/>
   </w:style>
   <w:style w:type="table" w:default="1" w:styleId="Tablanormal">
